--- a/STARLAB_Unit_1/Teaching Guides/02_Week_2_Experimental_Design_Feasibility_and_Preliminary_Research_Questions.docx
+++ b/STARLAB_Unit_1/Teaching Guides/02_Week_2_Experimental_Design_Feasibility_and_Preliminary_Research_Questions.docx
@@ -211,6 +211,12 @@
       </w:r>
     </w:p>
     <w:p>
+      <w:pPr/>
+      <w:r>
+        <w:t>Slide Decks: Deck 2 - From Topic to Research Question; Deck 4 - Experimental Design and Engineering Design Basics</w:t>
+      </w:r>
+    </w:p>
+    <w:p>
       <w:pPr>
         <w:numPr>
           <w:ilvl w:val="0"/>
@@ -352,6 +358,12 @@
           <w:rtl w:val="0"/>
         </w:rPr>
         <w:t xml:space="preserve">Appendix H: Teacher Conference Guide</w:t>
+      </w:r>
+    </w:p>
+    <w:p>
+      <w:pPr/>
+      <w:r>
+        <w:t>Optional / Teacher Reference - Appendix I: Optional Project Card Sorting Activity</w:t>
       </w:r>
     </w:p>
     <w:p>

--- a/STARLAB_Unit_1/Teaching Guides/02_Week_2_Experimental_Design_Feasibility_and_Preliminary_Research_Questions.docx
+++ b/STARLAB_Unit_1/Teaching Guides/02_Week_2_Experimental_Design_Feasibility_and_Preliminary_Research_Questions.docx
@@ -213,7 +213,7 @@
     <w:p>
       <w:pPr/>
       <w:r>
-        <w:t>Slide Decks: Deck 2 - From Topic to Research Question; Deck 4 - Experimental Design and Engineering Design Basics</w:t>
+        <w:t>Deck Use: Primary - Deck 2: From Topic to Research Question; Deck 4: Experimental Design and Engineering Design Basics</w:t>
       </w:r>
     </w:p>
     <w:p>

--- a/STARLAB_Unit_1/Teaching Guides/02_Week_2_Experimental_Design_Feasibility_and_Preliminary_Research_Questions.docx
+++ b/STARLAB_Unit_1/Teaching Guides/02_Week_2_Experimental_Design_Feasibility_and_Preliminary_Research_Questions.docx
@@ -364,6 +364,12 @@
       <w:pPr/>
       <w:r>
         <w:t>Optional / Teacher Reference - Appendix I: Optional Project Card Sorting Activity</w:t>
+      </w:r>
+    </w:p>
+    <w:p>
+      <w:pPr/>
+      <w:r>
+        <w:t>Optional / Teacher Reference - Appendix K: Unit 1 Teacher Checklist</w:t>
       </w:r>
     </w:p>
     <w:p>

--- a/STARLAB_Unit_1/Teaching Guides/02_Week_2_Experimental_Design_Feasibility_and_Preliminary_Research_Questions.docx
+++ b/STARLAB_Unit_1/Teaching Guides/02_Week_2_Experimental_Design_Feasibility_and_Preliminary_Research_Questions.docx
@@ -4,37 +4,63 @@
   <w:body>
     <w:p>
       <w:pPr>
-        <w:pStyle w:val="Heading1"/>
-        <w:keepNext w:val="0"/>
+        <w:pStyle w:val="STARLABBrand"/>
+        <w:keepNext/>
+        <w:widowControl/>
+        <w:spacing w:before="0" w:after="40" w:line="240" w:lineRule="auto"/>
+      </w:pPr>
+      <w:r>
+        <w:rPr>
+          <w:rFonts w:ascii="Arial" w:hAnsi="Arial"/>
+          <w:b/>
+          <w:color w:val="E31B23"/>
+        </w:rPr>
+        <w:t>STARLAB</w:t>
+      </w:r>
+    </w:p>
+    <w:p>
+      <w:pPr>
+        <w:pStyle w:val="STARLABWeekTitle"/>
+        <w:keepNext/>
+        <w:widowControl/>
+        <w:spacing w:before="0" w:after="80" w:line="240" w:lineRule="auto"/>
+      </w:pPr>
+      <w:r>
+        <w:rPr>
+          <w:rFonts w:ascii="Arial" w:hAnsi="Arial"/>
+          <w:b/>
+          <w:color w:val="111111"/>
+        </w:rPr>
+        <w:t>Week 2: Experimental Design, Feasibility, and Preliminary Research Questions</w:t>
+      </w:r>
+    </w:p>
+    <w:p>
+      <w:pPr>
+        <w:pStyle w:val="STARLABGuideSubtitle"/>
+        <w:keepNext/>
+        <w:widowControl/>
+        <w:pBdr>
+          <w:bottom w:val="single" w:sz="14" w:space="5" w:color="E31B23"/>
+        </w:pBdr>
+        <w:spacing w:before="0" w:after="260" w:line="240" w:lineRule="auto"/>
+      </w:pPr>
+      <w:r>
+        <w:rPr>
+          <w:rFonts w:ascii="Arial" w:hAnsi="Arial"/>
+          <w:color w:val="555555"/>
+        </w:rPr>
+        <w:t>STARLAB Unit 1 Teaching Guide</w:t>
+      </w:r>
+    </w:p>
+    <w:p>
+      <w:pPr>
+        <w:pStyle w:val="Heading2"/>
+        <w:keepNext/>
         <w:keepLines w:val="0"/>
-        <w:spacing w:before="480" w:lineRule="auto"/>
-        <w:rPr>
-          <w:b w:val="1"/>
-          <w:bCs w:val="1"/>
-          <w:sz w:val="46"/>
-          <w:szCs w:val="46"/>
-        </w:rPr>
-      </w:pPr>
-      <w:bookmarkStart w:colFirst="0" w:colLast="0" w:name="_lpqmbittlj2l" w:id="24"/>
-      <w:bookmarkEnd w:id="24"/>
-      <w:r>
-        <w:rPr>
-          <w:b w:val="1"/>
-          <w:bCs w:val="1"/>
-          <w:sz w:val="46"/>
-          <w:szCs w:val="46"/>
-          <w:rtl w:val="0"/>
-        </w:rPr>
-        <w:t xml:space="preserve">Week 2: Experimental Design, Feasibility, and Preliminary Research Questions</w:t>
-      </w:r>
-    </w:p>
-    <w:p>
-      <w:pPr>
-        <w:pStyle w:val="Heading2"/>
-        <w:keepNext w:val="0"/>
-        <w:keepLines w:val="0"/>
-        <w:spacing w:after="80" w:lineRule="auto"/>
-        <w:rPr>
+        <w:widowControl/>
+        <w:spacing w:after="80" w:lineRule="auto" w:before="220" w:line="240"/>
+        <w:rPr>
+          <w:rFonts w:ascii="Arial" w:hAnsi="Arial" w:eastAsia="Arial" w:cs="Arial"/>
           <w:b w:val="1"/>
           <w:bCs w:val="1"/>
           <w:sz w:val="34"/>
@@ -45,369 +71,507 @@
       <w:bookmarkEnd w:id="25"/>
       <w:r>
         <w:rPr>
+          <w:rFonts w:ascii="Arial" w:hAnsi="Arial" w:eastAsia="Arial" w:cs="Arial"/>
+          <w:b/>
+          <w:bCs w:val="1"/>
+          <w:color w:val="E31B23"/>
+          <w:sz w:val="34"/>
+          <w:szCs w:val="34"/>
+          <w:rtl w:val="0"/>
+        </w:rPr>
+        <w:t xml:space="preserve">Teacher Overview</w:t>
+      </w:r>
+    </w:p>
+    <w:p>
+      <w:pPr>
+        <w:keepNext w:val="0"/>
+        <w:widowControl/>
+        <w:spacing w:after="80" w:before="0" w:lineRule="auto" w:line="252"/>
+        <w:rPr>
+          <w:rFonts w:ascii="Arial" w:hAnsi="Arial" w:eastAsia="Arial" w:cs="Arial"/>
+        </w:rPr>
+      </w:pPr>
+      <w:r>
+        <w:rPr>
+          <w:rFonts w:ascii="Arial" w:hAnsi="Arial" w:eastAsia="Arial" w:cs="Arial"/>
+          <w:color w:val="111111"/>
+          <w:rtl w:val="0"/>
+        </w:rPr>
+        <w:t xml:space="preserve">Week 2 helps students move from broad interests to early project possibilities. Students review experimental design, learn how to evaluate question quality, consider feasibility, and prepare a preliminary project pitch. The teacher’s role is to help students sharpen vague interests into investigable directions without locking them into final projects too early.</w:t>
+      </w:r>
+    </w:p>
+    <w:p>
+      <w:pPr>
+        <w:pStyle w:val="Heading2"/>
+        <w:keepNext/>
+        <w:keepLines w:val="0"/>
+        <w:widowControl/>
+        <w:spacing w:after="80" w:lineRule="auto" w:before="220" w:line="240"/>
+        <w:rPr>
+          <w:rFonts w:ascii="Arial" w:hAnsi="Arial" w:eastAsia="Arial" w:cs="Arial"/>
           <w:b w:val="1"/>
           <w:bCs w:val="1"/>
           <w:sz w:val="34"/>
           <w:szCs w:val="34"/>
+        </w:rPr>
+      </w:pPr>
+      <w:bookmarkStart w:colFirst="0" w:colLast="0" w:name="_nz90pn82bihj" w:id="26"/>
+      <w:bookmarkEnd w:id="26"/>
+      <w:r>
+        <w:rPr>
+          <w:rFonts w:ascii="Arial" w:hAnsi="Arial" w:eastAsia="Arial" w:cs="Arial"/>
+          <w:b/>
+          <w:bCs w:val="1"/>
+          <w:color w:val="E31B23"/>
+          <w:sz w:val="34"/>
+          <w:szCs w:val="34"/>
           <w:rtl w:val="0"/>
         </w:rPr>
-        <w:t xml:space="preserve">Teacher Overview</w:t>
-      </w:r>
-    </w:p>
-    <w:p>
-      <w:pPr>
-        <w:spacing w:after="240" w:before="240" w:lineRule="auto"/>
-        <w:rPr/>
-      </w:pPr>
-      <w:r>
-        <w:rPr>
+        <w:t xml:space="preserve">Weekly Objectives</w:t>
+      </w:r>
+    </w:p>
+    <w:p>
+      <w:pPr>
+        <w:pStyle w:val="STARLABLabel"/>
+        <w:keepNext/>
+        <w:widowControl/>
+        <w:spacing w:after="20" w:before="80" w:lineRule="auto" w:line="240"/>
+        <w:rPr>
+          <w:rFonts w:ascii="Arial" w:hAnsi="Arial" w:eastAsia="Arial" w:cs="Arial"/>
+        </w:rPr>
+      </w:pPr>
+      <w:r>
+        <w:rPr>
+          <w:rFonts w:ascii="Arial" w:hAnsi="Arial" w:eastAsia="Arial" w:cs="Arial"/>
+          <w:b/>
+          <w:color w:val="111111"/>
           <w:rtl w:val="0"/>
         </w:rPr>
-        <w:t xml:space="preserve">Week 2 helps students move from broad interests to early project possibilities. Students review experimental design, learn how to evaluate question quality, consider feasibility, and prepare a preliminary project pitch. The teacher’s role is to help students sharpen vague interests into investigable directions without locking them into final projects too early.</w:t>
+        <w:t xml:space="preserve">Students will be able to:</w:t>
+      </w:r>
+    </w:p>
+    <w:p>
+      <w:pPr>
+        <w:keepNext w:val="0"/>
+        <w:widowControl/>
+        <w:numPr>
+          <w:ilvl w:val="0"/>
+          <w:numId w:val="73"/>
+        </w:numPr>
+        <w:pStyle w:val="ListBullet"/>
+        <w:spacing w:after="40" w:afterAutospacing="0" w:before="0" w:lineRule="auto" w:line="252"/>
+        <w:ind/>
+      </w:pPr>
+      <w:r>
+        <w:rPr>
+          <w:rFonts w:ascii="Arial" w:hAnsi="Arial" w:eastAsia="Arial" w:cs="Arial"/>
+          <w:color w:val="111111"/>
+          <w:rtl w:val="0"/>
+        </w:rPr>
+        <w:t xml:space="preserve">Identify variables, controls, constants, constraints, criteria, and measurable outcomes.</w:t>
+      </w:r>
+    </w:p>
+    <w:p>
+      <w:pPr>
+        <w:keepNext w:val="0"/>
+        <w:widowControl/>
+        <w:numPr>
+          <w:ilvl w:val="0"/>
+          <w:numId w:val="73"/>
+        </w:numPr>
+        <w:pStyle w:val="ListBullet"/>
+        <w:spacing w:after="40" w:afterAutospacing="0" w:before="0" w:beforeAutospacing="0" w:lineRule="auto" w:line="252"/>
+        <w:ind/>
+      </w:pPr>
+      <w:r>
+        <w:rPr>
+          <w:rFonts w:ascii="Arial" w:hAnsi="Arial" w:eastAsia="Arial" w:cs="Arial"/>
+          <w:color w:val="111111"/>
+          <w:rtl w:val="0"/>
+        </w:rPr>
+        <w:t xml:space="preserve">Distinguish between broad topics and focused research questions.</w:t>
+      </w:r>
+    </w:p>
+    <w:p>
+      <w:pPr>
+        <w:keepNext w:val="0"/>
+        <w:widowControl/>
+        <w:numPr>
+          <w:ilvl w:val="0"/>
+          <w:numId w:val="73"/>
+        </w:numPr>
+        <w:pStyle w:val="ListBullet"/>
+        <w:spacing w:after="40" w:afterAutospacing="0" w:before="0" w:beforeAutospacing="0" w:lineRule="auto" w:line="252"/>
+        <w:ind/>
+      </w:pPr>
+      <w:r>
+        <w:rPr>
+          <w:rFonts w:ascii="Arial" w:hAnsi="Arial" w:eastAsia="Arial" w:cs="Arial"/>
+          <w:color w:val="111111"/>
+          <w:rtl w:val="0"/>
+        </w:rPr>
+        <w:t xml:space="preserve">Evaluate potential projects for feasibility, safety, originality, and measurability.</w:t>
+      </w:r>
+    </w:p>
+    <w:p>
+      <w:pPr>
+        <w:keepNext w:val="0"/>
+        <w:widowControl/>
+        <w:numPr>
+          <w:ilvl w:val="0"/>
+          <w:numId w:val="73"/>
+        </w:numPr>
+        <w:pStyle w:val="ListBullet"/>
+        <w:spacing w:after="40" w:afterAutospacing="0" w:before="0" w:beforeAutospacing="0" w:lineRule="auto" w:line="252"/>
+        <w:ind/>
+      </w:pPr>
+      <w:r>
+        <w:rPr>
+          <w:rFonts w:ascii="Arial" w:hAnsi="Arial" w:eastAsia="Arial" w:cs="Arial"/>
+          <w:color w:val="111111"/>
+          <w:rtl w:val="0"/>
+        </w:rPr>
+        <w:t xml:space="preserve">Revise weak questions into stronger research questions or engineering problems.</w:t>
+      </w:r>
+    </w:p>
+    <w:p>
+      <w:pPr>
+        <w:keepNext w:val="0"/>
+        <w:widowControl/>
+        <w:numPr>
+          <w:ilvl w:val="0"/>
+          <w:numId w:val="73"/>
+        </w:numPr>
+        <w:pStyle w:val="ListBullet"/>
+        <w:spacing w:after="40" w:before="0" w:beforeAutospacing="0" w:lineRule="auto" w:line="252"/>
+        <w:ind/>
+      </w:pPr>
+      <w:r>
+        <w:rPr>
+          <w:rFonts w:ascii="Arial" w:hAnsi="Arial" w:eastAsia="Arial" w:cs="Arial"/>
+          <w:color w:val="111111"/>
+          <w:rtl w:val="0"/>
+        </w:rPr>
+        <w:t xml:space="preserve">Present a preliminary project idea for feedback.</w:t>
       </w:r>
     </w:p>
     <w:p>
       <w:pPr>
         <w:pStyle w:val="Heading2"/>
-        <w:keepNext w:val="0"/>
+        <w:keepNext/>
         <w:keepLines w:val="0"/>
-        <w:spacing w:after="80" w:lineRule="auto"/>
-        <w:rPr>
+        <w:widowControl/>
+        <w:spacing w:after="80" w:lineRule="auto" w:before="220" w:line="240"/>
+        <w:rPr>
+          <w:rFonts w:ascii="Arial" w:hAnsi="Arial" w:eastAsia="Arial" w:cs="Arial"/>
           <w:b w:val="1"/>
           <w:bCs w:val="1"/>
           <w:sz w:val="34"/>
           <w:szCs w:val="34"/>
         </w:rPr>
       </w:pPr>
-      <w:bookmarkStart w:colFirst="0" w:colLast="0" w:name="_nz90pn82bihj" w:id="26"/>
-      <w:bookmarkEnd w:id="26"/>
-      <w:r>
-        <w:rPr>
+      <w:bookmarkStart w:colFirst="0" w:colLast="0" w:name="_yt140qosax3n" w:id="27"/>
+      <w:bookmarkEnd w:id="27"/>
+      <w:r>
+        <w:rPr>
+          <w:rFonts w:ascii="Arial" w:hAnsi="Arial" w:eastAsia="Arial" w:cs="Arial"/>
+          <w:b/>
+          <w:bCs w:val="1"/>
+          <w:color w:val="E31B23"/>
+          <w:sz w:val="34"/>
+          <w:szCs w:val="34"/>
+          <w:rtl w:val="0"/>
+        </w:rPr>
+        <w:t xml:space="preserve">Teacher Materials</w:t>
+      </w:r>
+    </w:p>
+    <w:p>
+      <w:pPr>
+        <w:pStyle w:val="STARLABDeckUse"/>
+        <w:shd w:val="clear" w:color="auto" w:fill="F2F2F2"/>
+        <w:keepNext w:val="0"/>
+        <w:widowControl/>
+        <w:pBdr>
+          <w:left w:val="single" w:sz="18" w:space="6" w:color="E31B23"/>
+        </w:pBdr>
+        <w:spacing w:before="40" w:after="140" w:line="252" w:lineRule="auto"/>
+      </w:pPr>
+      <w:r>
+        <w:rPr>
+          <w:rFonts w:ascii="Arial" w:hAnsi="Arial"/>
+          <w:color w:val="111111"/>
+        </w:rPr>
+        <w:t>Deck Use: Primary - Deck 2: From Topic to Research Question; Deck 4: Experimental Design and Engineering Design Basics</w:t>
+      </w:r>
+    </w:p>
+    <w:p>
+      <w:pPr>
+        <w:keepNext w:val="0"/>
+        <w:widowControl/>
+        <w:numPr>
+          <w:ilvl w:val="0"/>
+          <w:numId w:val="73"/>
+        </w:numPr>
+        <w:pStyle w:val="ListBullet"/>
+        <w:spacing w:after="40" w:afterAutospacing="0" w:before="0" w:lineRule="auto" w:line="252"/>
+        <w:ind/>
+      </w:pPr>
+      <w:r>
+        <w:rPr>
+          <w:rFonts w:ascii="Arial" w:hAnsi="Arial" w:eastAsia="Arial" w:cs="Arial"/>
+          <w:color w:val="111111"/>
+          <w:rtl w:val="0"/>
+        </w:rPr>
+        <w:t xml:space="preserve">Student Handout 5: Experimental Design Practice</w:t>
+      </w:r>
+    </w:p>
+    <w:p>
+      <w:pPr>
+        <w:keepNext w:val="0"/>
+        <w:widowControl/>
+        <w:numPr>
+          <w:ilvl w:val="0"/>
+          <w:numId w:val="73"/>
+        </w:numPr>
+        <w:pStyle w:val="ListBullet"/>
+        <w:spacing w:after="40" w:afterAutospacing="0" w:before="0" w:beforeAutospacing="0" w:lineRule="auto" w:line="252"/>
+        <w:ind/>
+      </w:pPr>
+      <w:r>
+        <w:rPr>
+          <w:rFonts w:ascii="Arial" w:hAnsi="Arial" w:eastAsia="Arial" w:cs="Arial"/>
+          <w:color w:val="111111"/>
+          <w:rtl w:val="0"/>
+        </w:rPr>
+        <w:t xml:space="preserve">Student Handout 6: From Topic to Research Question</w:t>
+      </w:r>
+    </w:p>
+    <w:p>
+      <w:pPr>
+        <w:keepNext w:val="0"/>
+        <w:widowControl/>
+        <w:numPr>
+          <w:ilvl w:val="0"/>
+          <w:numId w:val="73"/>
+        </w:numPr>
+        <w:pStyle w:val="ListBullet"/>
+        <w:spacing w:after="40" w:afterAutospacing="0" w:before="0" w:beforeAutospacing="0" w:lineRule="auto" w:line="252"/>
+        <w:ind/>
+      </w:pPr>
+      <w:r>
+        <w:rPr>
+          <w:rFonts w:ascii="Arial" w:hAnsi="Arial" w:eastAsia="Arial" w:cs="Arial"/>
+          <w:color w:val="111111"/>
+          <w:rtl w:val="0"/>
+        </w:rPr>
+        <w:t xml:space="preserve">Student Handout 7: Question Quality Test</w:t>
+      </w:r>
+    </w:p>
+    <w:p>
+      <w:pPr>
+        <w:keepNext w:val="0"/>
+        <w:widowControl/>
+        <w:numPr>
+          <w:ilvl w:val="0"/>
+          <w:numId w:val="73"/>
+        </w:numPr>
+        <w:pStyle w:val="ListBullet"/>
+        <w:spacing w:after="40" w:afterAutospacing="0" w:before="0" w:beforeAutospacing="0" w:lineRule="auto" w:line="252"/>
+        <w:ind/>
+      </w:pPr>
+      <w:r>
+        <w:rPr>
+          <w:rFonts w:ascii="Arial" w:hAnsi="Arial" w:eastAsia="Arial" w:cs="Arial"/>
+          <w:color w:val="111111"/>
+          <w:rtl w:val="0"/>
+        </w:rPr>
+        <w:t xml:space="preserve">Student Handout 8: Preliminary Project Pitch</w:t>
+      </w:r>
+    </w:p>
+    <w:p>
+      <w:pPr>
+        <w:keepNext w:val="0"/>
+        <w:widowControl/>
+        <w:numPr>
+          <w:ilvl w:val="0"/>
+          <w:numId w:val="73"/>
+        </w:numPr>
+        <w:pStyle w:val="ListBullet"/>
+        <w:spacing w:after="40" w:afterAutospacing="0" w:before="0" w:beforeAutospacing="0" w:lineRule="auto" w:line="252"/>
+        <w:ind/>
+      </w:pPr>
+      <w:r>
+        <w:rPr>
+          <w:rFonts w:ascii="Arial" w:hAnsi="Arial" w:eastAsia="Arial" w:cs="Arial"/>
+          <w:color w:val="111111"/>
+          <w:rtl w:val="0"/>
+        </w:rPr>
+        <w:t xml:space="preserve">Appendix D: Experimental Design Vocabulary</w:t>
+      </w:r>
+    </w:p>
+    <w:p>
+      <w:pPr>
+        <w:keepNext w:val="0"/>
+        <w:widowControl/>
+        <w:numPr>
+          <w:ilvl w:val="0"/>
+          <w:numId w:val="73"/>
+        </w:numPr>
+        <w:pStyle w:val="ListBullet"/>
+        <w:spacing w:after="40" w:afterAutospacing="0" w:before="0" w:beforeAutospacing="0" w:lineRule="auto" w:line="252"/>
+        <w:ind/>
+      </w:pPr>
+      <w:r>
+        <w:rPr>
+          <w:rFonts w:ascii="Arial" w:hAnsi="Arial" w:eastAsia="Arial" w:cs="Arial"/>
+          <w:color w:val="111111"/>
+          <w:rtl w:val="0"/>
+        </w:rPr>
+        <w:t xml:space="preserve">Appendix E: Strong vs. Weak Research Questions</w:t>
+      </w:r>
+    </w:p>
+    <w:p>
+      <w:pPr>
+        <w:keepNext w:val="0"/>
+        <w:widowControl/>
+        <w:numPr>
+          <w:ilvl w:val="0"/>
+          <w:numId w:val="73"/>
+        </w:numPr>
+        <w:pStyle w:val="ListBullet"/>
+        <w:spacing w:after="40" w:afterAutospacing="0" w:before="0" w:beforeAutospacing="0" w:lineRule="auto" w:line="252"/>
+        <w:ind/>
+      </w:pPr>
+      <w:r>
+        <w:rPr>
+          <w:rFonts w:ascii="Arial" w:hAnsi="Arial" w:eastAsia="Arial" w:cs="Arial"/>
+          <w:color w:val="111111"/>
+          <w:rtl w:val="0"/>
+        </w:rPr>
+        <w:t xml:space="preserve">Appendix F: Feasibility Filter</w:t>
+      </w:r>
+    </w:p>
+    <w:p>
+      <w:pPr>
+        <w:keepNext w:val="0"/>
+        <w:widowControl/>
+        <w:numPr>
+          <w:ilvl w:val="0"/>
+          <w:numId w:val="73"/>
+        </w:numPr>
+        <w:pStyle w:val="ListBullet"/>
+        <w:spacing w:after="40" w:afterAutospacing="0" w:before="0" w:beforeAutospacing="0" w:lineRule="auto" w:line="252"/>
+        <w:ind/>
+      </w:pPr>
+      <w:r>
+        <w:rPr>
+          <w:rFonts w:ascii="Arial" w:hAnsi="Arial" w:eastAsia="Arial" w:cs="Arial"/>
+          <w:color w:val="111111"/>
+          <w:rtl w:val="0"/>
+        </w:rPr>
+        <w:t xml:space="preserve">Appendix G: Engineering Design Problem Guide</w:t>
+      </w:r>
+    </w:p>
+    <w:p>
+      <w:pPr>
+        <w:keepNext w:val="0"/>
+        <w:widowControl/>
+        <w:numPr>
+          <w:ilvl w:val="0"/>
+          <w:numId w:val="73"/>
+        </w:numPr>
+        <w:pStyle w:val="ListBullet"/>
+        <w:spacing w:after="40" w:before="0" w:beforeAutospacing="0" w:lineRule="auto" w:line="252"/>
+        <w:ind/>
+      </w:pPr>
+      <w:r>
+        <w:rPr>
+          <w:rFonts w:ascii="Arial" w:hAnsi="Arial" w:eastAsia="Arial" w:cs="Arial"/>
+          <w:color w:val="111111"/>
+          <w:rtl w:val="0"/>
+        </w:rPr>
+        <w:t xml:space="preserve">Appendix H: Teacher Conference Guide</w:t>
+      </w:r>
+    </w:p>
+    <w:p>
+      <w:pPr>
+        <w:keepNext w:val="0"/>
+        <w:widowControl/>
+        <w:numPr>
+          <w:ilvl w:val="0"/>
+          <w:numId w:val="73"/>
+        </w:numPr>
+        <w:pStyle w:val="ListBullet"/>
+        <w:spacing w:before="0" w:after="40" w:line="252" w:lineRule="auto"/>
+      </w:pPr>
+      <w:r>
+        <w:rPr>
+          <w:rFonts w:ascii="Arial" w:hAnsi="Arial"/>
+          <w:color w:val="111111"/>
+        </w:rPr>
+        <w:t>Optional / Teacher Reference - Appendix I: Optional Project Card Sorting Activity</w:t>
+      </w:r>
+    </w:p>
+    <w:p>
+      <w:pPr>
+        <w:keepNext w:val="0"/>
+        <w:widowControl/>
+        <w:numPr>
+          <w:ilvl w:val="0"/>
+          <w:numId w:val="73"/>
+        </w:numPr>
+        <w:pStyle w:val="ListBullet"/>
+        <w:spacing w:before="0" w:after="40" w:line="252" w:lineRule="auto"/>
+      </w:pPr>
+      <w:r>
+        <w:rPr>
+          <w:rFonts w:ascii="Arial" w:hAnsi="Arial"/>
+          <w:color w:val="111111"/>
+        </w:rPr>
+        <w:t>Optional / Teacher Reference - Appendix K: Unit 1 Teacher Checklist</w:t>
+      </w:r>
+    </w:p>
+    <w:p>
+      <w:pPr>
+        <w:pStyle w:val="Heading2"/>
+        <w:keepNext/>
+        <w:keepLines w:val="0"/>
+        <w:widowControl/>
+        <w:spacing w:after="80" w:lineRule="auto" w:before="220" w:line="240"/>
+        <w:rPr>
+          <w:rFonts w:ascii="Arial" w:hAnsi="Arial" w:eastAsia="Arial" w:cs="Arial"/>
           <w:b w:val="1"/>
           <w:bCs w:val="1"/>
           <w:sz w:val="34"/>
           <w:szCs w:val="34"/>
-          <w:rtl w:val="0"/>
-        </w:rPr>
-        <w:t xml:space="preserve">Weekly Objectives</w:t>
-      </w:r>
-    </w:p>
-    <w:p>
-      <w:pPr>
-        <w:spacing w:after="240" w:before="240" w:lineRule="auto"/>
-        <w:rPr/>
-      </w:pPr>
-      <w:r>
-        <w:rPr>
-          <w:rtl w:val="0"/>
-        </w:rPr>
-        <w:t xml:space="preserve">Students will be able to:</w:t>
-      </w:r>
-    </w:p>
-    <w:p>
-      <w:pPr>
-        <w:numPr>
-          <w:ilvl w:val="0"/>
-          <w:numId w:val="22"/>
-        </w:numPr>
-        <w:spacing w:after="0" w:afterAutospacing="0" w:before="240" w:lineRule="auto"/>
-        <w:ind w:left="720" w:hanging="360"/>
-      </w:pPr>
-      <w:r>
-        <w:rPr>
-          <w:rtl w:val="0"/>
-        </w:rPr>
-        <w:t xml:space="preserve">Identify variables, controls, constants, constraints, criteria, and measurable outcomes.</w:t>
-      </w:r>
-    </w:p>
-    <w:p>
-      <w:pPr>
-        <w:numPr>
-          <w:ilvl w:val="0"/>
-          <w:numId w:val="22"/>
-        </w:numPr>
-        <w:spacing w:after="0" w:afterAutospacing="0" w:before="0" w:beforeAutospacing="0" w:lineRule="auto"/>
-        <w:ind w:left="720" w:hanging="360"/>
-      </w:pPr>
-      <w:r>
-        <w:rPr>
-          <w:rtl w:val="0"/>
-        </w:rPr>
-        <w:t xml:space="preserve">Distinguish between broad topics and focused research questions.</w:t>
-      </w:r>
-    </w:p>
-    <w:p>
-      <w:pPr>
-        <w:numPr>
-          <w:ilvl w:val="0"/>
-          <w:numId w:val="22"/>
-        </w:numPr>
-        <w:spacing w:after="0" w:afterAutospacing="0" w:before="0" w:beforeAutospacing="0" w:lineRule="auto"/>
-        <w:ind w:left="720" w:hanging="360"/>
-      </w:pPr>
-      <w:r>
-        <w:rPr>
-          <w:rtl w:val="0"/>
-        </w:rPr>
-        <w:t xml:space="preserve">Evaluate potential projects for feasibility, safety, originality, and measurability.</w:t>
-      </w:r>
-    </w:p>
-    <w:p>
-      <w:pPr>
-        <w:numPr>
-          <w:ilvl w:val="0"/>
-          <w:numId w:val="22"/>
-        </w:numPr>
-        <w:spacing w:after="0" w:afterAutospacing="0" w:before="0" w:beforeAutospacing="0" w:lineRule="auto"/>
-        <w:ind w:left="720" w:hanging="360"/>
-      </w:pPr>
-      <w:r>
-        <w:rPr>
-          <w:rtl w:val="0"/>
-        </w:rPr>
-        <w:t xml:space="preserve">Revise weak questions into stronger research questions or engineering problems.</w:t>
-      </w:r>
-    </w:p>
-    <w:p>
-      <w:pPr>
-        <w:numPr>
-          <w:ilvl w:val="0"/>
-          <w:numId w:val="22"/>
-        </w:numPr>
-        <w:spacing w:after="240" w:before="0" w:beforeAutospacing="0" w:lineRule="auto"/>
-        <w:ind w:left="720" w:hanging="360"/>
-      </w:pPr>
-      <w:r>
-        <w:rPr>
-          <w:rtl w:val="0"/>
-        </w:rPr>
-        <w:t xml:space="preserve">Present a preliminary project idea for feedback.</w:t>
-      </w:r>
-    </w:p>
-    <w:p>
-      <w:pPr>
-        <w:pStyle w:val="Heading2"/>
-        <w:keepNext w:val="0"/>
-        <w:keepLines w:val="0"/>
-        <w:spacing w:after="80" w:lineRule="auto"/>
-        <w:rPr>
-          <w:b w:val="1"/>
+        </w:rPr>
+      </w:pPr>
+      <w:bookmarkStart w:colFirst="0" w:colLast="0" w:name="_dfcz8qv84ibm" w:id="28"/>
+      <w:bookmarkEnd w:id="28"/>
+      <w:r>
+        <w:rPr>
+          <w:rFonts w:ascii="Arial" w:hAnsi="Arial" w:eastAsia="Arial" w:cs="Arial"/>
+          <w:b/>
           <w:bCs w:val="1"/>
-          <w:sz w:val="34"/>
-          <w:szCs w:val="34"/>
-        </w:rPr>
-      </w:pPr>
-      <w:bookmarkStart w:colFirst="0" w:colLast="0" w:name="_yt140qosax3n" w:id="27"/>
-      <w:bookmarkEnd w:id="27"/>
-      <w:r>
-        <w:rPr>
-          <w:b w:val="1"/>
-          <w:bCs w:val="1"/>
+          <w:color w:val="E31B23"/>
           <w:sz w:val="34"/>
           <w:szCs w:val="34"/>
           <w:rtl w:val="0"/>
         </w:rPr>
-        <w:t xml:space="preserve">Teacher Materials</w:t>
-      </w:r>
-    </w:p>
-    <w:p>
-      <w:pPr/>
-      <w:r>
-        <w:t>Deck Use: Primary - Deck 2: From Topic to Research Question; Deck 4: Experimental Design and Engineering Design Basics</w:t>
-      </w:r>
-    </w:p>
-    <w:p>
-      <w:pPr>
-        <w:numPr>
-          <w:ilvl w:val="0"/>
-          <w:numId w:val="46"/>
-        </w:numPr>
-        <w:spacing w:after="0" w:afterAutospacing="0" w:before="240" w:lineRule="auto"/>
-        <w:ind w:left="720" w:hanging="360"/>
-      </w:pPr>
-      <w:r>
-        <w:rPr>
-          <w:rtl w:val="0"/>
-        </w:rPr>
-        <w:t xml:space="preserve">Student Handout 5: Experimental Design Practice</w:t>
-      </w:r>
-    </w:p>
-    <w:p>
-      <w:pPr>
-        <w:numPr>
-          <w:ilvl w:val="0"/>
-          <w:numId w:val="46"/>
-        </w:numPr>
-        <w:spacing w:after="0" w:afterAutospacing="0" w:before="0" w:beforeAutospacing="0" w:lineRule="auto"/>
-        <w:ind w:left="720" w:hanging="360"/>
-      </w:pPr>
-      <w:r>
-        <w:rPr>
-          <w:rtl w:val="0"/>
-        </w:rPr>
-        <w:t xml:space="preserve">Student Handout 6: From Topic to Research Question</w:t>
-      </w:r>
-    </w:p>
-    <w:p>
-      <w:pPr>
-        <w:numPr>
-          <w:ilvl w:val="0"/>
-          <w:numId w:val="46"/>
-        </w:numPr>
-        <w:spacing w:after="0" w:afterAutospacing="0" w:before="0" w:beforeAutospacing="0" w:lineRule="auto"/>
-        <w:ind w:left="720" w:hanging="360"/>
-      </w:pPr>
-      <w:r>
-        <w:rPr>
-          <w:rtl w:val="0"/>
-        </w:rPr>
-        <w:t xml:space="preserve">Student Handout 7: Question Quality Test</w:t>
-      </w:r>
-    </w:p>
-    <w:p>
-      <w:pPr>
-        <w:numPr>
-          <w:ilvl w:val="0"/>
-          <w:numId w:val="46"/>
-        </w:numPr>
-        <w:spacing w:after="0" w:afterAutospacing="0" w:before="0" w:beforeAutospacing="0" w:lineRule="auto"/>
-        <w:ind w:left="720" w:hanging="360"/>
-      </w:pPr>
-      <w:r>
-        <w:rPr>
-          <w:rtl w:val="0"/>
-        </w:rPr>
-        <w:t xml:space="preserve">Student Handout 8: Preliminary Project Pitch</w:t>
-      </w:r>
-    </w:p>
-    <w:p>
-      <w:pPr>
-        <w:numPr>
-          <w:ilvl w:val="0"/>
-          <w:numId w:val="46"/>
-        </w:numPr>
-        <w:spacing w:after="0" w:afterAutospacing="0" w:before="0" w:beforeAutospacing="0" w:lineRule="auto"/>
-        <w:ind w:left="720" w:hanging="360"/>
-      </w:pPr>
-      <w:r>
-        <w:rPr>
-          <w:rtl w:val="0"/>
-        </w:rPr>
-        <w:t xml:space="preserve">Appendix D: Experimental Design Vocabulary</w:t>
-      </w:r>
-    </w:p>
-    <w:p>
-      <w:pPr>
-        <w:numPr>
-          <w:ilvl w:val="0"/>
-          <w:numId w:val="46"/>
-        </w:numPr>
-        <w:spacing w:after="0" w:afterAutospacing="0" w:before="0" w:beforeAutospacing="0" w:lineRule="auto"/>
-        <w:ind w:left="720" w:hanging="360"/>
-      </w:pPr>
-      <w:r>
-        <w:rPr>
-          <w:rtl w:val="0"/>
-        </w:rPr>
-        <w:t xml:space="preserve">Appendix E: Strong vs. Weak Research Questions</w:t>
-      </w:r>
-    </w:p>
-    <w:p>
-      <w:pPr>
-        <w:numPr>
-          <w:ilvl w:val="0"/>
-          <w:numId w:val="46"/>
-        </w:numPr>
-        <w:spacing w:after="0" w:afterAutospacing="0" w:before="0" w:beforeAutospacing="0" w:lineRule="auto"/>
-        <w:ind w:left="720" w:hanging="360"/>
-      </w:pPr>
-      <w:r>
-        <w:rPr>
-          <w:rtl w:val="0"/>
-        </w:rPr>
-        <w:t xml:space="preserve">Appendix F: Feasibility Filter</w:t>
-      </w:r>
-    </w:p>
-    <w:p>
-      <w:pPr>
-        <w:numPr>
-          <w:ilvl w:val="0"/>
-          <w:numId w:val="46"/>
-        </w:numPr>
-        <w:spacing w:after="0" w:afterAutospacing="0" w:before="0" w:beforeAutospacing="0" w:lineRule="auto"/>
-        <w:ind w:left="720" w:hanging="360"/>
-      </w:pPr>
-      <w:r>
-        <w:rPr>
-          <w:rtl w:val="0"/>
-        </w:rPr>
-        <w:t xml:space="preserve">Appendix G: Engineering Design Problem Guide</w:t>
-      </w:r>
-    </w:p>
-    <w:p>
-      <w:pPr>
-        <w:numPr>
-          <w:ilvl w:val="0"/>
-          <w:numId w:val="46"/>
-        </w:numPr>
-        <w:spacing w:after="240" w:before="0" w:beforeAutospacing="0" w:lineRule="auto"/>
-        <w:ind w:left="720" w:hanging="360"/>
-      </w:pPr>
-      <w:r>
-        <w:rPr>
-          <w:rtl w:val="0"/>
-        </w:rPr>
-        <w:t xml:space="preserve">Appendix H: Teacher Conference Guide</w:t>
-      </w:r>
-    </w:p>
-    <w:p>
-      <w:pPr/>
-      <w:r>
-        <w:t>Optional / Teacher Reference - Appendix I: Optional Project Card Sorting Activity</w:t>
-      </w:r>
-    </w:p>
-    <w:p>
-      <w:pPr/>
-      <w:r>
-        <w:t>Optional / Teacher Reference - Appendix K: Unit 1 Teacher Checklist</w:t>
-      </w:r>
-    </w:p>
-    <w:p>
-      <w:pPr>
-        <w:pStyle w:val="Heading2"/>
-        <w:keepNext w:val="0"/>
+        <w:t xml:space="preserve">Suggested Weekly Flow</w:t>
+      </w:r>
+    </w:p>
+    <w:p>
+      <w:pPr>
+        <w:pStyle w:val="Heading3"/>
+        <w:keepNext/>
         <w:keepLines w:val="0"/>
-        <w:spacing w:after="80" w:lineRule="auto"/>
-        <w:rPr>
+        <w:widowControl/>
+        <w:spacing w:before="140" w:lineRule="auto" w:after="40" w:line="240"/>
+        <w:rPr>
+          <w:rFonts w:ascii="Arial" w:hAnsi="Arial" w:eastAsia="Arial" w:cs="Arial"/>
           <w:b w:val="1"/>
           <w:bCs w:val="1"/>
-          <w:sz w:val="34"/>
-          <w:szCs w:val="34"/>
-        </w:rPr>
-      </w:pPr>
-      <w:bookmarkStart w:colFirst="0" w:colLast="0" w:name="_dfcz8qv84ibm" w:id="28"/>
-      <w:bookmarkEnd w:id="28"/>
-      <w:r>
-        <w:rPr>
-          <w:b w:val="1"/>
-          <w:bCs w:val="1"/>
-          <w:sz w:val="34"/>
-          <w:szCs w:val="34"/>
-          <w:rtl w:val="0"/>
-        </w:rPr>
-        <w:t xml:space="preserve">Suggested Weekly Flow</w:t>
-      </w:r>
-    </w:p>
-    <w:p>
-      <w:pPr>
-        <w:pStyle w:val="Heading3"/>
-        <w:keepNext w:val="0"/>
-        <w:keepLines w:val="0"/>
-        <w:spacing w:before="280" w:lineRule="auto"/>
-        <w:rPr>
-          <w:b w:val="1"/>
-          <w:bCs w:val="1"/>
-          <w:color w:val="000000"/>
           <w:sz w:val="26"/>
           <w:szCs w:val="26"/>
         </w:rPr>
@@ -416,9 +580,10 @@
       <w:bookmarkEnd w:id="29"/>
       <w:r>
         <w:rPr>
-          <w:b w:val="1"/>
+          <w:rFonts w:ascii="Arial" w:hAnsi="Arial" w:eastAsia="Arial" w:cs="Arial"/>
+          <w:b/>
           <w:bCs w:val="1"/>
-          <w:color w:val="000000"/>
+          <w:color w:val="111111"/>
           <w:sz w:val="26"/>
           <w:szCs w:val="26"/>
           <w:rtl w:val="0"/>
@@ -428,11 +593,17 @@
     </w:p>
     <w:p>
       <w:pPr>
-        <w:spacing w:after="240" w:before="240" w:lineRule="auto"/>
-        <w:rPr/>
-      </w:pPr>
-      <w:r>
-        <w:rPr>
+        <w:keepNext w:val="0"/>
+        <w:widowControl/>
+        <w:spacing w:after="80" w:before="0" w:lineRule="auto" w:line="252"/>
+        <w:rPr>
+          <w:rFonts w:ascii="Arial" w:hAnsi="Arial" w:eastAsia="Arial" w:cs="Arial"/>
+        </w:rPr>
+      </w:pPr>
+      <w:r>
+        <w:rPr>
+          <w:rFonts w:ascii="Arial" w:hAnsi="Arial" w:eastAsia="Arial" w:cs="Arial"/>
+          <w:color w:val="111111"/>
           <w:rtl w:val="0"/>
         </w:rPr>
         <w:t xml:space="preserve">Begin with a short experimental design challenge. The goal is to review variables and controls in a concrete way before students apply these ideas to their own projects.</w:t>
@@ -440,11 +611,17 @@
     </w:p>
     <w:p>
       <w:pPr>
-        <w:spacing w:after="240" w:before="240" w:lineRule="auto"/>
-        <w:rPr/>
-      </w:pPr>
-      <w:r>
-        <w:rPr>
+        <w:keepNext w:val="0"/>
+        <w:widowControl/>
+        <w:spacing w:after="80" w:before="0" w:lineRule="auto" w:line="252"/>
+        <w:rPr>
+          <w:rFonts w:ascii="Arial" w:hAnsi="Arial" w:eastAsia="Arial" w:cs="Arial"/>
+        </w:rPr>
+      </w:pPr>
+      <w:r>
+        <w:rPr>
+          <w:rFonts w:ascii="Arial" w:hAnsi="Arial" w:eastAsia="Arial" w:cs="Arial"/>
+          <w:color w:val="111111"/>
           <w:rtl w:val="0"/>
         </w:rPr>
         <w:t xml:space="preserve">Possible challenge options:</w:t>
@@ -452,15 +629,19 @@
     </w:p>
     <w:p>
       <w:pPr>
+        <w:keepNext w:val="0"/>
+        <w:widowControl/>
         <w:numPr>
           <w:ilvl w:val="0"/>
           <w:numId w:val="12"/>
         </w:numPr>
-        <w:spacing w:after="0" w:afterAutospacing="0" w:before="240" w:lineRule="auto"/>
-        <w:ind w:left="720" w:hanging="360"/>
-      </w:pPr>
-      <w:r>
-        <w:rPr>
+        <w:spacing w:after="80" w:afterAutospacing="0" w:before="0" w:lineRule="auto" w:line="252"/>
+        <w:ind w:left="720" w:hanging="360"/>
+      </w:pPr>
+      <w:r>
+        <w:rPr>
+          <w:rFonts w:ascii="Arial" w:hAnsi="Arial" w:eastAsia="Arial" w:cs="Arial"/>
+          <w:color w:val="111111"/>
           <w:rtl w:val="0"/>
         </w:rPr>
         <w:t xml:space="preserve">Paper towel absorbency test</w:t>
@@ -468,15 +649,19 @@
     </w:p>
     <w:p>
       <w:pPr>
+        <w:keepNext w:val="0"/>
+        <w:widowControl/>
         <w:numPr>
           <w:ilvl w:val="0"/>
           <w:numId w:val="12"/>
         </w:numPr>
-        <w:spacing w:after="0" w:afterAutospacing="0" w:before="0" w:beforeAutospacing="0" w:lineRule="auto"/>
-        <w:ind w:left="720" w:hanging="360"/>
-      </w:pPr>
-      <w:r>
-        <w:rPr>
+        <w:spacing w:after="80" w:afterAutospacing="0" w:before="0" w:beforeAutospacing="0" w:lineRule="auto" w:line="252"/>
+        <w:ind w:left="720" w:hanging="360"/>
+      </w:pPr>
+      <w:r>
+        <w:rPr>
+          <w:rFonts w:ascii="Arial" w:hAnsi="Arial" w:eastAsia="Arial" w:cs="Arial"/>
+          <w:color w:val="111111"/>
           <w:rtl w:val="0"/>
         </w:rPr>
         <w:t xml:space="preserve">Paper airplane design test</w:t>
@@ -484,15 +669,19 @@
     </w:p>
     <w:p>
       <w:pPr>
+        <w:keepNext w:val="0"/>
+        <w:widowControl/>
         <w:numPr>
           <w:ilvl w:val="0"/>
           <w:numId w:val="12"/>
         </w:numPr>
-        <w:spacing w:after="0" w:afterAutospacing="0" w:before="0" w:beforeAutospacing="0" w:lineRule="auto"/>
-        <w:ind w:left="720" w:hanging="360"/>
-      </w:pPr>
-      <w:r>
-        <w:rPr>
+        <w:spacing w:after="80" w:afterAutospacing="0" w:before="0" w:beforeAutospacing="0" w:lineRule="auto" w:line="252"/>
+        <w:ind w:left="720" w:hanging="360"/>
+      </w:pPr>
+      <w:r>
+        <w:rPr>
+          <w:rFonts w:ascii="Arial" w:hAnsi="Arial" w:eastAsia="Arial" w:cs="Arial"/>
+          <w:color w:val="111111"/>
           <w:rtl w:val="0"/>
         </w:rPr>
         <w:t xml:space="preserve">Reaction time test</w:t>
@@ -500,15 +689,19 @@
     </w:p>
     <w:p>
       <w:pPr>
+        <w:keepNext w:val="0"/>
+        <w:widowControl/>
         <w:numPr>
           <w:ilvl w:val="0"/>
           <w:numId w:val="12"/>
         </w:numPr>
-        <w:spacing w:after="0" w:afterAutospacing="0" w:before="0" w:beforeAutospacing="0" w:lineRule="auto"/>
-        <w:ind w:left="720" w:hanging="360"/>
-      </w:pPr>
-      <w:r>
-        <w:rPr>
+        <w:spacing w:after="80" w:afterAutospacing="0" w:before="0" w:beforeAutospacing="0" w:lineRule="auto" w:line="252"/>
+        <w:ind w:left="720" w:hanging="360"/>
+      </w:pPr>
+      <w:r>
+        <w:rPr>
+          <w:rFonts w:ascii="Arial" w:hAnsi="Arial" w:eastAsia="Arial" w:cs="Arial"/>
+          <w:color w:val="111111"/>
           <w:rtl w:val="0"/>
         </w:rPr>
         <w:t xml:space="preserve">Seed germination condition comparison</w:t>
@@ -516,15 +709,19 @@
     </w:p>
     <w:p>
       <w:pPr>
+        <w:keepNext w:val="0"/>
+        <w:widowControl/>
         <w:numPr>
           <w:ilvl w:val="0"/>
           <w:numId w:val="12"/>
         </w:numPr>
-        <w:spacing w:after="0" w:afterAutospacing="0" w:before="0" w:beforeAutospacing="0" w:lineRule="auto"/>
-        <w:ind w:left="720" w:hanging="360"/>
-      </w:pPr>
-      <w:r>
-        <w:rPr>
+        <w:spacing w:after="80" w:afterAutospacing="0" w:before="0" w:beforeAutospacing="0" w:lineRule="auto" w:line="252"/>
+        <w:ind w:left="720" w:hanging="360"/>
+      </w:pPr>
+      <w:r>
+        <w:rPr>
+          <w:rFonts w:ascii="Arial" w:hAnsi="Arial" w:eastAsia="Arial" w:cs="Arial"/>
+          <w:color w:val="111111"/>
           <w:rtl w:val="0"/>
         </w:rPr>
         <w:t xml:space="preserve">Insulation material temperature test</w:t>
@@ -532,15 +729,19 @@
     </w:p>
     <w:p>
       <w:pPr>
+        <w:keepNext w:val="0"/>
+        <w:widowControl/>
         <w:numPr>
           <w:ilvl w:val="0"/>
           <w:numId w:val="12"/>
         </w:numPr>
-        <w:spacing w:after="240" w:before="0" w:beforeAutospacing="0" w:lineRule="auto"/>
-        <w:ind w:left="720" w:hanging="360"/>
-      </w:pPr>
-      <w:r>
-        <w:rPr>
+        <w:spacing w:after="80" w:before="0" w:beforeAutospacing="0" w:lineRule="auto" w:line="252"/>
+        <w:ind w:left="720" w:hanging="360"/>
+      </w:pPr>
+      <w:r>
+        <w:rPr>
+          <w:rFonts w:ascii="Arial" w:hAnsi="Arial" w:eastAsia="Arial" w:cs="Arial"/>
+          <w:color w:val="111111"/>
           <w:rtl w:val="0"/>
         </w:rPr>
         <w:t xml:space="preserve">Simple bridge strength test</w:t>
@@ -548,11 +749,17 @@
     </w:p>
     <w:p>
       <w:pPr>
-        <w:spacing w:after="240" w:before="240" w:lineRule="auto"/>
-        <w:rPr/>
-      </w:pPr>
-      <w:r>
-        <w:rPr>
+        <w:keepNext w:val="0"/>
+        <w:widowControl/>
+        <w:spacing w:after="80" w:before="0" w:lineRule="auto" w:line="252"/>
+        <w:rPr>
+          <w:rFonts w:ascii="Arial" w:hAnsi="Arial" w:eastAsia="Arial" w:cs="Arial"/>
+        </w:rPr>
+      </w:pPr>
+      <w:r>
+        <w:rPr>
+          <w:rFonts w:ascii="Arial" w:hAnsi="Arial" w:eastAsia="Arial" w:cs="Arial"/>
+          <w:color w:val="111111"/>
           <w:rtl w:val="0"/>
         </w:rPr>
         <w:t xml:space="preserve">Students complete Student Handout 5 as they design the investigation.</w:t>
@@ -560,11 +767,17 @@
     </w:p>
     <w:p>
       <w:pPr>
-        <w:spacing w:after="240" w:before="240" w:lineRule="auto"/>
-        <w:rPr/>
-      </w:pPr>
-      <w:r>
-        <w:rPr>
+        <w:keepNext w:val="0"/>
+        <w:widowControl/>
+        <w:spacing w:after="80" w:before="0" w:lineRule="auto" w:line="252"/>
+        <w:rPr>
+          <w:rFonts w:ascii="Arial" w:hAnsi="Arial" w:eastAsia="Arial" w:cs="Arial"/>
+        </w:rPr>
+      </w:pPr>
+      <w:r>
+        <w:rPr>
+          <w:rFonts w:ascii="Arial" w:hAnsi="Arial" w:eastAsia="Arial" w:cs="Arial"/>
+          <w:color w:val="111111"/>
           <w:rtl w:val="0"/>
         </w:rPr>
         <w:t xml:space="preserve">They should identify:</w:t>
@@ -572,15 +785,19 @@
     </w:p>
     <w:p>
       <w:pPr>
+        <w:keepNext w:val="0"/>
+        <w:widowControl/>
         <w:numPr>
           <w:ilvl w:val="0"/>
           <w:numId w:val="69"/>
         </w:numPr>
-        <w:spacing w:after="0" w:afterAutospacing="0" w:before="240" w:lineRule="auto"/>
-        <w:ind w:left="720" w:hanging="360"/>
-      </w:pPr>
-      <w:r>
-        <w:rPr>
+        <w:spacing w:after="80" w:afterAutospacing="0" w:before="0" w:lineRule="auto" w:line="252"/>
+        <w:ind w:left="720" w:hanging="360"/>
+      </w:pPr>
+      <w:r>
+        <w:rPr>
+          <w:rFonts w:ascii="Arial" w:hAnsi="Arial" w:eastAsia="Arial" w:cs="Arial"/>
+          <w:color w:val="111111"/>
           <w:rtl w:val="0"/>
         </w:rPr>
         <w:t xml:space="preserve">Research question</w:t>
@@ -588,15 +805,19 @@
     </w:p>
     <w:p>
       <w:pPr>
+        <w:keepNext w:val="0"/>
+        <w:widowControl/>
         <w:numPr>
           <w:ilvl w:val="0"/>
           <w:numId w:val="69"/>
         </w:numPr>
-        <w:spacing w:after="0" w:afterAutospacing="0" w:before="0" w:beforeAutospacing="0" w:lineRule="auto"/>
-        <w:ind w:left="720" w:hanging="360"/>
-      </w:pPr>
-      <w:r>
-        <w:rPr>
+        <w:spacing w:after="80" w:afterAutospacing="0" w:before="0" w:beforeAutospacing="0" w:lineRule="auto" w:line="252"/>
+        <w:ind w:left="720" w:hanging="360"/>
+      </w:pPr>
+      <w:r>
+        <w:rPr>
+          <w:rFonts w:ascii="Arial" w:hAnsi="Arial" w:eastAsia="Arial" w:cs="Arial"/>
+          <w:color w:val="111111"/>
           <w:rtl w:val="0"/>
         </w:rPr>
         <w:t xml:space="preserve">Independent variable</w:t>
@@ -604,15 +825,19 @@
     </w:p>
     <w:p>
       <w:pPr>
+        <w:keepNext w:val="0"/>
+        <w:widowControl/>
         <w:numPr>
           <w:ilvl w:val="0"/>
           <w:numId w:val="69"/>
         </w:numPr>
-        <w:spacing w:after="0" w:afterAutospacing="0" w:before="0" w:beforeAutospacing="0" w:lineRule="auto"/>
-        <w:ind w:left="720" w:hanging="360"/>
-      </w:pPr>
-      <w:r>
-        <w:rPr>
+        <w:spacing w:after="80" w:afterAutospacing="0" w:before="0" w:beforeAutospacing="0" w:lineRule="auto" w:line="252"/>
+        <w:ind w:left="720" w:hanging="360"/>
+      </w:pPr>
+      <w:r>
+        <w:rPr>
+          <w:rFonts w:ascii="Arial" w:hAnsi="Arial" w:eastAsia="Arial" w:cs="Arial"/>
+          <w:color w:val="111111"/>
           <w:rtl w:val="0"/>
         </w:rPr>
         <w:t xml:space="preserve">Dependent variable</w:t>
@@ -620,15 +845,19 @@
     </w:p>
     <w:p>
       <w:pPr>
+        <w:keepNext w:val="0"/>
+        <w:widowControl/>
         <w:numPr>
           <w:ilvl w:val="0"/>
           <w:numId w:val="69"/>
         </w:numPr>
-        <w:spacing w:after="0" w:afterAutospacing="0" w:before="0" w:beforeAutospacing="0" w:lineRule="auto"/>
-        <w:ind w:left="720" w:hanging="360"/>
-      </w:pPr>
-      <w:r>
-        <w:rPr>
+        <w:spacing w:after="80" w:afterAutospacing="0" w:before="0" w:beforeAutospacing="0" w:lineRule="auto" w:line="252"/>
+        <w:ind w:left="720" w:hanging="360"/>
+      </w:pPr>
+      <w:r>
+        <w:rPr>
+          <w:rFonts w:ascii="Arial" w:hAnsi="Arial" w:eastAsia="Arial" w:cs="Arial"/>
+          <w:color w:val="111111"/>
           <w:rtl w:val="0"/>
         </w:rPr>
         <w:t xml:space="preserve">Controlled variables</w:t>
@@ -636,15 +865,19 @@
     </w:p>
     <w:p>
       <w:pPr>
+        <w:keepNext w:val="0"/>
+        <w:widowControl/>
         <w:numPr>
           <w:ilvl w:val="0"/>
           <w:numId w:val="69"/>
         </w:numPr>
-        <w:spacing w:after="0" w:afterAutospacing="0" w:before="0" w:beforeAutospacing="0" w:lineRule="auto"/>
-        <w:ind w:left="720" w:hanging="360"/>
-      </w:pPr>
-      <w:r>
-        <w:rPr>
+        <w:spacing w:after="80" w:afterAutospacing="0" w:before="0" w:beforeAutospacing="0" w:lineRule="auto" w:line="252"/>
+        <w:ind w:left="720" w:hanging="360"/>
+      </w:pPr>
+      <w:r>
+        <w:rPr>
+          <w:rFonts w:ascii="Arial" w:hAnsi="Arial" w:eastAsia="Arial" w:cs="Arial"/>
+          <w:color w:val="111111"/>
           <w:rtl w:val="0"/>
         </w:rPr>
         <w:t xml:space="preserve">Materials</w:t>
@@ -652,15 +885,19 @@
     </w:p>
     <w:p>
       <w:pPr>
+        <w:keepNext w:val="0"/>
+        <w:widowControl/>
         <w:numPr>
           <w:ilvl w:val="0"/>
           <w:numId w:val="69"/>
         </w:numPr>
-        <w:spacing w:after="0" w:afterAutospacing="0" w:before="0" w:beforeAutospacing="0" w:lineRule="auto"/>
-        <w:ind w:left="720" w:hanging="360"/>
-      </w:pPr>
-      <w:r>
-        <w:rPr>
+        <w:spacing w:after="80" w:afterAutospacing="0" w:before="0" w:beforeAutospacing="0" w:lineRule="auto" w:line="252"/>
+        <w:ind w:left="720" w:hanging="360"/>
+      </w:pPr>
+      <w:r>
+        <w:rPr>
+          <w:rFonts w:ascii="Arial" w:hAnsi="Arial" w:eastAsia="Arial" w:cs="Arial"/>
+          <w:color w:val="111111"/>
           <w:rtl w:val="0"/>
         </w:rPr>
         <w:t xml:space="preserve">Procedure</w:t>
@@ -668,15 +905,19 @@
     </w:p>
     <w:p>
       <w:pPr>
+        <w:keepNext w:val="0"/>
+        <w:widowControl/>
         <w:numPr>
           <w:ilvl w:val="0"/>
           <w:numId w:val="69"/>
         </w:numPr>
-        <w:spacing w:after="0" w:afterAutospacing="0" w:before="0" w:beforeAutospacing="0" w:lineRule="auto"/>
-        <w:ind w:left="720" w:hanging="360"/>
-      </w:pPr>
-      <w:r>
-        <w:rPr>
+        <w:spacing w:after="80" w:afterAutospacing="0" w:before="0" w:beforeAutospacing="0" w:lineRule="auto" w:line="252"/>
+        <w:ind w:left="720" w:hanging="360"/>
+      </w:pPr>
+      <w:r>
+        <w:rPr>
+          <w:rFonts w:ascii="Arial" w:hAnsi="Arial" w:eastAsia="Arial" w:cs="Arial"/>
+          <w:color w:val="111111"/>
           <w:rtl w:val="0"/>
         </w:rPr>
         <w:t xml:space="preserve">Number of trials</w:t>
@@ -684,15 +925,19 @@
     </w:p>
     <w:p>
       <w:pPr>
+        <w:keepNext w:val="0"/>
+        <w:widowControl/>
         <w:numPr>
           <w:ilvl w:val="0"/>
           <w:numId w:val="69"/>
         </w:numPr>
-        <w:spacing w:after="0" w:afterAutospacing="0" w:before="0" w:beforeAutospacing="0" w:lineRule="auto"/>
-        <w:ind w:left="720" w:hanging="360"/>
-      </w:pPr>
-      <w:r>
-        <w:rPr>
+        <w:spacing w:after="80" w:afterAutospacing="0" w:before="0" w:beforeAutospacing="0" w:lineRule="auto" w:line="252"/>
+        <w:ind w:left="720" w:hanging="360"/>
+      </w:pPr>
+      <w:r>
+        <w:rPr>
+          <w:rFonts w:ascii="Arial" w:hAnsi="Arial" w:eastAsia="Arial" w:cs="Arial"/>
+          <w:color w:val="111111"/>
           <w:rtl w:val="0"/>
         </w:rPr>
         <w:t xml:space="preserve">Data table design</w:t>
@@ -700,15 +945,19 @@
     </w:p>
     <w:p>
       <w:pPr>
+        <w:keepNext w:val="0"/>
+        <w:widowControl/>
         <w:numPr>
           <w:ilvl w:val="0"/>
           <w:numId w:val="69"/>
         </w:numPr>
-        <w:spacing w:after="240" w:before="0" w:beforeAutospacing="0" w:lineRule="auto"/>
-        <w:ind w:left="720" w:hanging="360"/>
-      </w:pPr>
-      <w:r>
-        <w:rPr>
+        <w:spacing w:after="80" w:before="0" w:beforeAutospacing="0" w:lineRule="auto" w:line="252"/>
+        <w:ind w:left="720" w:hanging="360"/>
+      </w:pPr>
+      <w:r>
+        <w:rPr>
+          <w:rFonts w:ascii="Arial" w:hAnsi="Arial" w:eastAsia="Arial" w:cs="Arial"/>
+          <w:color w:val="111111"/>
           <w:rtl w:val="0"/>
         </w:rPr>
         <w:t xml:space="preserve">Safety considerations</w:t>
@@ -716,11 +965,17 @@
     </w:p>
     <w:p>
       <w:pPr>
-        <w:spacing w:after="240" w:before="240" w:lineRule="auto"/>
-        <w:rPr/>
-      </w:pPr>
-      <w:r>
-        <w:rPr>
+        <w:keepNext w:val="0"/>
+        <w:widowControl/>
+        <w:spacing w:after="80" w:before="0" w:lineRule="auto" w:line="252"/>
+        <w:rPr>
+          <w:rFonts w:ascii="Arial" w:hAnsi="Arial" w:eastAsia="Arial" w:cs="Arial"/>
+        </w:rPr>
+      </w:pPr>
+      <w:r>
+        <w:rPr>
+          <w:rFonts w:ascii="Arial" w:hAnsi="Arial" w:eastAsia="Arial" w:cs="Arial"/>
+          <w:color w:val="111111"/>
           <w:rtl w:val="0"/>
         </w:rPr>
         <w:t xml:space="preserve">Teacher discussion after the challenge:</w:t>
@@ -728,15 +983,19 @@
     </w:p>
     <w:p>
       <w:pPr>
+        <w:keepNext w:val="0"/>
+        <w:widowControl/>
         <w:numPr>
           <w:ilvl w:val="0"/>
           <w:numId w:val="62"/>
         </w:numPr>
-        <w:spacing w:after="0" w:afterAutospacing="0" w:before="240" w:lineRule="auto"/>
-        <w:ind w:left="720" w:hanging="360"/>
-      </w:pPr>
-      <w:r>
-        <w:rPr>
+        <w:spacing w:after="80" w:afterAutospacing="0" w:before="0" w:lineRule="auto" w:line="252"/>
+        <w:ind w:left="720" w:hanging="360"/>
+      </w:pPr>
+      <w:r>
+        <w:rPr>
+          <w:rFonts w:ascii="Arial" w:hAnsi="Arial" w:eastAsia="Arial" w:cs="Arial"/>
+          <w:color w:val="111111"/>
           <w:rtl w:val="0"/>
         </w:rPr>
         <w:t xml:space="preserve">What made the test fair or unfair?</w:t>
@@ -744,15 +1003,19 @@
     </w:p>
     <w:p>
       <w:pPr>
+        <w:keepNext w:val="0"/>
+        <w:widowControl/>
         <w:numPr>
           <w:ilvl w:val="0"/>
           <w:numId w:val="62"/>
         </w:numPr>
-        <w:spacing w:after="0" w:afterAutospacing="0" w:before="0" w:beforeAutospacing="0" w:lineRule="auto"/>
-        <w:ind w:left="720" w:hanging="360"/>
-      </w:pPr>
-      <w:r>
-        <w:rPr>
+        <w:spacing w:after="80" w:afterAutospacing="0" w:before="0" w:beforeAutospacing="0" w:lineRule="auto" w:line="252"/>
+        <w:ind w:left="720" w:hanging="360"/>
+      </w:pPr>
+      <w:r>
+        <w:rPr>
+          <w:rFonts w:ascii="Arial" w:hAnsi="Arial" w:eastAsia="Arial" w:cs="Arial"/>
+          <w:color w:val="111111"/>
           <w:rtl w:val="0"/>
         </w:rPr>
         <w:t xml:space="preserve">What variable was hardest to control?</w:t>
@@ -760,15 +1023,19 @@
     </w:p>
     <w:p>
       <w:pPr>
+        <w:keepNext w:val="0"/>
+        <w:widowControl/>
         <w:numPr>
           <w:ilvl w:val="0"/>
           <w:numId w:val="62"/>
         </w:numPr>
-        <w:spacing w:after="0" w:afterAutospacing="0" w:before="0" w:beforeAutospacing="0" w:lineRule="auto"/>
-        <w:ind w:left="720" w:hanging="360"/>
-      </w:pPr>
-      <w:r>
-        <w:rPr>
+        <w:spacing w:after="80" w:afterAutospacing="0" w:before="0" w:beforeAutospacing="0" w:lineRule="auto" w:line="252"/>
+        <w:ind w:left="720" w:hanging="360"/>
+      </w:pPr>
+      <w:r>
+        <w:rPr>
+          <w:rFonts w:ascii="Arial" w:hAnsi="Arial" w:eastAsia="Arial" w:cs="Arial"/>
+          <w:color w:val="111111"/>
           <w:rtl w:val="0"/>
         </w:rPr>
         <w:t xml:space="preserve">What measurement would produce the strongest evidence?</w:t>
@@ -776,15 +1043,19 @@
     </w:p>
     <w:p>
       <w:pPr>
+        <w:keepNext w:val="0"/>
+        <w:widowControl/>
         <w:numPr>
           <w:ilvl w:val="0"/>
           <w:numId w:val="62"/>
         </w:numPr>
-        <w:spacing w:after="0" w:afterAutospacing="0" w:before="0" w:beforeAutospacing="0" w:lineRule="auto"/>
-        <w:ind w:left="720" w:hanging="360"/>
-      </w:pPr>
-      <w:r>
-        <w:rPr>
+        <w:spacing w:after="80" w:afterAutospacing="0" w:before="0" w:beforeAutospacing="0" w:lineRule="auto" w:line="252"/>
+        <w:ind w:left="720" w:hanging="360"/>
+      </w:pPr>
+      <w:r>
+        <w:rPr>
+          <w:rFonts w:ascii="Arial" w:hAnsi="Arial" w:eastAsia="Arial" w:cs="Arial"/>
+          <w:color w:val="111111"/>
           <w:rtl w:val="0"/>
         </w:rPr>
         <w:t xml:space="preserve">How many trials would be enough to trust the results?</w:t>
@@ -792,15 +1063,19 @@
     </w:p>
     <w:p>
       <w:pPr>
+        <w:keepNext w:val="0"/>
+        <w:widowControl/>
         <w:numPr>
           <w:ilvl w:val="0"/>
           <w:numId w:val="62"/>
         </w:numPr>
-        <w:spacing w:after="240" w:before="0" w:beforeAutospacing="0" w:lineRule="auto"/>
-        <w:ind w:left="720" w:hanging="360"/>
-      </w:pPr>
-      <w:r>
-        <w:rPr>
+        <w:spacing w:after="80" w:before="0" w:beforeAutospacing="0" w:lineRule="auto" w:line="252"/>
+        <w:ind w:left="720" w:hanging="360"/>
+      </w:pPr>
+      <w:r>
+        <w:rPr>
+          <w:rFonts w:ascii="Arial" w:hAnsi="Arial" w:eastAsia="Arial" w:cs="Arial"/>
+          <w:color w:val="111111"/>
           <w:rtl w:val="0"/>
         </w:rPr>
         <w:t xml:space="preserve">What would make the procedure more reproducible?</w:t>
@@ -809,13 +1084,14 @@
     <w:p>
       <w:pPr>
         <w:pStyle w:val="Heading3"/>
-        <w:keepNext w:val="0"/>
+        <w:keepNext/>
         <w:keepLines w:val="0"/>
-        <w:spacing w:before="280" w:lineRule="auto"/>
-        <w:rPr>
+        <w:widowControl/>
+        <w:spacing w:before="140" w:lineRule="auto" w:after="40" w:line="240"/>
+        <w:rPr>
+          <w:rFonts w:ascii="Arial" w:hAnsi="Arial" w:eastAsia="Arial" w:cs="Arial"/>
           <w:b w:val="1"/>
           <w:bCs w:val="1"/>
-          <w:color w:val="000000"/>
           <w:sz w:val="26"/>
           <w:szCs w:val="26"/>
         </w:rPr>
@@ -824,9 +1100,10 @@
       <w:bookmarkEnd w:id="30"/>
       <w:r>
         <w:rPr>
-          <w:b w:val="1"/>
+          <w:rFonts w:ascii="Arial" w:hAnsi="Arial" w:eastAsia="Arial" w:cs="Arial"/>
+          <w:b/>
           <w:bCs w:val="1"/>
-          <w:color w:val="000000"/>
+          <w:color w:val="111111"/>
           <w:sz w:val="26"/>
           <w:szCs w:val="26"/>
           <w:rtl w:val="0"/>
@@ -836,11 +1113,17 @@
     </w:p>
     <w:p>
       <w:pPr>
-        <w:spacing w:after="240" w:before="240" w:lineRule="auto"/>
-        <w:rPr/>
-      </w:pPr>
-      <w:r>
-        <w:rPr>
+        <w:keepNext w:val="0"/>
+        <w:widowControl/>
+        <w:spacing w:after="80" w:before="0" w:lineRule="auto" w:line="252"/>
+        <w:rPr>
+          <w:rFonts w:ascii="Arial" w:hAnsi="Arial" w:eastAsia="Arial" w:cs="Arial"/>
+        </w:rPr>
+      </w:pPr>
+      <w:r>
+        <w:rPr>
+          <w:rFonts w:ascii="Arial" w:hAnsi="Arial" w:eastAsia="Arial" w:cs="Arial"/>
+          <w:color w:val="111111"/>
           <w:rtl w:val="0"/>
         </w:rPr>
         <w:t xml:space="preserve">Students learn the difference between a topic, a question, a hypothesis, and a testable investigation.</w:t>
@@ -848,11 +1131,17 @@
     </w:p>
     <w:p>
       <w:pPr>
-        <w:spacing w:after="240" w:before="240" w:lineRule="auto"/>
-        <w:rPr/>
-      </w:pPr>
-      <w:r>
-        <w:rPr>
+        <w:keepNext w:val="0"/>
+        <w:widowControl/>
+        <w:spacing w:after="80" w:before="0" w:lineRule="auto" w:line="252"/>
+        <w:rPr>
+          <w:rFonts w:ascii="Arial" w:hAnsi="Arial" w:eastAsia="Arial" w:cs="Arial"/>
+        </w:rPr>
+      </w:pPr>
+      <w:r>
+        <w:rPr>
+          <w:rFonts w:ascii="Arial" w:hAnsi="Arial" w:eastAsia="Arial" w:cs="Arial"/>
+          <w:color w:val="111111"/>
           <w:rtl w:val="0"/>
         </w:rPr>
         <w:t xml:space="preserve">Example progression:</w:t>
@@ -860,11 +1149,17 @@
     </w:p>
     <w:p>
       <w:pPr>
-        <w:spacing w:after="240" w:before="240" w:lineRule="auto"/>
-        <w:rPr/>
-      </w:pPr>
-      <w:r>
-        <w:rPr>
+        <w:keepNext w:val="0"/>
+        <w:widowControl/>
+        <w:spacing w:after="80" w:before="0" w:lineRule="auto" w:line="252"/>
+        <w:rPr>
+          <w:rFonts w:ascii="Arial" w:hAnsi="Arial" w:eastAsia="Arial" w:cs="Arial"/>
+        </w:rPr>
+      </w:pPr>
+      <w:r>
+        <w:rPr>
+          <w:rFonts w:ascii="Arial" w:hAnsi="Arial" w:eastAsia="Arial" w:cs="Arial"/>
+          <w:color w:val="111111"/>
           <w:rtl w:val="0"/>
         </w:rPr>
         <w:t xml:space="preserve">Broad topic: Water pollution</w:t>
@@ -878,11 +1173,17 @@
     </w:p>
     <w:p>
       <w:pPr>
-        <w:spacing w:after="240" w:before="240" w:lineRule="auto"/>
-        <w:rPr/>
-      </w:pPr>
-      <w:r>
-        <w:rPr>
+        <w:keepNext w:val="0"/>
+        <w:widowControl/>
+        <w:spacing w:after="80" w:before="0" w:lineRule="auto" w:line="252"/>
+        <w:rPr>
+          <w:rFonts w:ascii="Arial" w:hAnsi="Arial" w:eastAsia="Arial" w:cs="Arial"/>
+        </w:rPr>
+      </w:pPr>
+      <w:r>
+        <w:rPr>
+          <w:rFonts w:ascii="Arial" w:hAnsi="Arial" w:eastAsia="Arial" w:cs="Arial"/>
+          <w:color w:val="111111"/>
           <w:rtl w:val="0"/>
         </w:rPr>
         <w:t xml:space="preserve">Students use Student Handout 6 to develop several possible questions from their own interest areas.</w:t>
@@ -890,11 +1191,17 @@
     </w:p>
     <w:p>
       <w:pPr>
-        <w:spacing w:after="240" w:before="240" w:lineRule="auto"/>
-        <w:rPr/>
-      </w:pPr>
-      <w:r>
-        <w:rPr>
+        <w:keepNext w:val="0"/>
+        <w:widowControl/>
+        <w:spacing w:after="80" w:before="0" w:lineRule="auto" w:line="252"/>
+        <w:rPr>
+          <w:rFonts w:ascii="Arial" w:hAnsi="Arial" w:eastAsia="Arial" w:cs="Arial"/>
+        </w:rPr>
+      </w:pPr>
+      <w:r>
+        <w:rPr>
+          <w:rFonts w:ascii="Arial" w:hAnsi="Arial" w:eastAsia="Arial" w:cs="Arial"/>
+          <w:color w:val="111111"/>
           <w:rtl w:val="0"/>
         </w:rPr>
         <w:t xml:space="preserve">Teacher should emphasize that a research question usually improves through revision.</w:t>
@@ -903,13 +1210,14 @@
     <w:p>
       <w:pPr>
         <w:pStyle w:val="Heading3"/>
-        <w:keepNext w:val="0"/>
+        <w:keepNext/>
         <w:keepLines w:val="0"/>
-        <w:spacing w:before="280" w:lineRule="auto"/>
-        <w:rPr>
+        <w:widowControl/>
+        <w:spacing w:before="140" w:lineRule="auto" w:after="40" w:line="240"/>
+        <w:rPr>
+          <w:rFonts w:ascii="Arial" w:hAnsi="Arial" w:eastAsia="Arial" w:cs="Arial"/>
           <w:b w:val="1"/>
           <w:bCs w:val="1"/>
-          <w:color w:val="000000"/>
           <w:sz w:val="26"/>
           <w:szCs w:val="26"/>
         </w:rPr>
@@ -918,9 +1226,10 @@
       <w:bookmarkEnd w:id="31"/>
       <w:r>
         <w:rPr>
-          <w:b w:val="1"/>
+          <w:rFonts w:ascii="Arial" w:hAnsi="Arial" w:eastAsia="Arial" w:cs="Arial"/>
+          <w:b/>
           <w:bCs w:val="1"/>
-          <w:color w:val="000000"/>
+          <w:color w:val="111111"/>
           <w:sz w:val="26"/>
           <w:szCs w:val="26"/>
           <w:rtl w:val="0"/>
@@ -930,11 +1239,17 @@
     </w:p>
     <w:p>
       <w:pPr>
-        <w:spacing w:after="240" w:before="240" w:lineRule="auto"/>
-        <w:rPr/>
-      </w:pPr>
-      <w:r>
-        <w:rPr>
+        <w:keepNext w:val="0"/>
+        <w:widowControl/>
+        <w:spacing w:after="80" w:before="0" w:lineRule="auto" w:line="252"/>
+        <w:rPr>
+          <w:rFonts w:ascii="Arial" w:hAnsi="Arial" w:eastAsia="Arial" w:cs="Arial"/>
+        </w:rPr>
+      </w:pPr>
+      <w:r>
+        <w:rPr>
+          <w:rFonts w:ascii="Arial" w:hAnsi="Arial" w:eastAsia="Arial" w:cs="Arial"/>
+          <w:color w:val="111111"/>
           <w:rtl w:val="0"/>
         </w:rPr>
         <w:t xml:space="preserve">Students use Student Handout 7: Question Quality Test.</w:t>
@@ -942,11 +1257,17 @@
     </w:p>
     <w:p>
       <w:pPr>
-        <w:spacing w:after="240" w:before="240" w:lineRule="auto"/>
-        <w:rPr/>
-      </w:pPr>
-      <w:r>
-        <w:rPr>
+        <w:keepNext w:val="0"/>
+        <w:widowControl/>
+        <w:spacing w:after="80" w:before="0" w:lineRule="auto" w:line="252"/>
+        <w:rPr>
+          <w:rFonts w:ascii="Arial" w:hAnsi="Arial" w:eastAsia="Arial" w:cs="Arial"/>
+        </w:rPr>
+      </w:pPr>
+      <w:r>
+        <w:rPr>
+          <w:rFonts w:ascii="Arial" w:hAnsi="Arial" w:eastAsia="Arial" w:cs="Arial"/>
+          <w:color w:val="111111"/>
           <w:rtl w:val="0"/>
         </w:rPr>
         <w:t xml:space="preserve">A strong STARLAB question should be:</w:t>
@@ -954,15 +1275,19 @@
     </w:p>
     <w:p>
       <w:pPr>
+        <w:keepNext w:val="0"/>
+        <w:widowControl/>
         <w:numPr>
           <w:ilvl w:val="0"/>
           <w:numId w:val="63"/>
         </w:numPr>
-        <w:spacing w:after="0" w:afterAutospacing="0" w:before="240" w:lineRule="auto"/>
-        <w:ind w:left="720" w:hanging="360"/>
-      </w:pPr>
-      <w:r>
-        <w:rPr>
+        <w:spacing w:after="80" w:afterAutospacing="0" w:before="0" w:lineRule="auto" w:line="252"/>
+        <w:ind w:left="720" w:hanging="360"/>
+      </w:pPr>
+      <w:r>
+        <w:rPr>
+          <w:rFonts w:ascii="Arial" w:hAnsi="Arial" w:eastAsia="Arial" w:cs="Arial"/>
+          <w:color w:val="111111"/>
           <w:rtl w:val="0"/>
         </w:rPr>
         <w:t xml:space="preserve">Specific</w:t>
@@ -970,15 +1295,19 @@
     </w:p>
     <w:p>
       <w:pPr>
+        <w:keepNext w:val="0"/>
+        <w:widowControl/>
         <w:numPr>
           <w:ilvl w:val="0"/>
           <w:numId w:val="63"/>
         </w:numPr>
-        <w:spacing w:after="0" w:afterAutospacing="0" w:before="0" w:beforeAutospacing="0" w:lineRule="auto"/>
-        <w:ind w:left="720" w:hanging="360"/>
-      </w:pPr>
-      <w:r>
-        <w:rPr>
+        <w:spacing w:after="80" w:afterAutospacing="0" w:before="0" w:beforeAutospacing="0" w:lineRule="auto" w:line="252"/>
+        <w:ind w:left="720" w:hanging="360"/>
+      </w:pPr>
+      <w:r>
+        <w:rPr>
+          <w:rFonts w:ascii="Arial" w:hAnsi="Arial" w:eastAsia="Arial" w:cs="Arial"/>
+          <w:color w:val="111111"/>
           <w:rtl w:val="0"/>
         </w:rPr>
         <w:t xml:space="preserve">Testable or researchable</w:t>
@@ -986,15 +1315,19 @@
     </w:p>
     <w:p>
       <w:pPr>
+        <w:keepNext w:val="0"/>
+        <w:widowControl/>
         <w:numPr>
           <w:ilvl w:val="0"/>
           <w:numId w:val="63"/>
         </w:numPr>
-        <w:spacing w:after="0" w:afterAutospacing="0" w:before="0" w:beforeAutospacing="0" w:lineRule="auto"/>
-        <w:ind w:left="720" w:hanging="360"/>
-      </w:pPr>
-      <w:r>
-        <w:rPr>
+        <w:spacing w:after="80" w:afterAutospacing="0" w:before="0" w:beforeAutospacing="0" w:lineRule="auto" w:line="252"/>
+        <w:ind w:left="720" w:hanging="360"/>
+      </w:pPr>
+      <w:r>
+        <w:rPr>
+          <w:rFonts w:ascii="Arial" w:hAnsi="Arial" w:eastAsia="Arial" w:cs="Arial"/>
+          <w:color w:val="111111"/>
           <w:rtl w:val="0"/>
         </w:rPr>
         <w:t xml:space="preserve">Measurable</w:t>
@@ -1002,15 +1335,19 @@
     </w:p>
     <w:p>
       <w:pPr>
+        <w:keepNext w:val="0"/>
+        <w:widowControl/>
         <w:numPr>
           <w:ilvl w:val="0"/>
           <w:numId w:val="63"/>
         </w:numPr>
-        <w:spacing w:after="0" w:afterAutospacing="0" w:before="0" w:beforeAutospacing="0" w:lineRule="auto"/>
-        <w:ind w:left="720" w:hanging="360"/>
-      </w:pPr>
-      <w:r>
-        <w:rPr>
+        <w:spacing w:after="80" w:afterAutospacing="0" w:before="0" w:beforeAutospacing="0" w:lineRule="auto" w:line="252"/>
+        <w:ind w:left="720" w:hanging="360"/>
+      </w:pPr>
+      <w:r>
+        <w:rPr>
+          <w:rFonts w:ascii="Arial" w:hAnsi="Arial" w:eastAsia="Arial" w:cs="Arial"/>
+          <w:color w:val="111111"/>
           <w:rtl w:val="0"/>
         </w:rPr>
         <w:t xml:space="preserve">Feasible within available time and resources</w:t>
@@ -1018,15 +1355,19 @@
     </w:p>
     <w:p>
       <w:pPr>
+        <w:keepNext w:val="0"/>
+        <w:widowControl/>
         <w:numPr>
           <w:ilvl w:val="0"/>
           <w:numId w:val="63"/>
         </w:numPr>
-        <w:spacing w:after="0" w:afterAutospacing="0" w:before="0" w:beforeAutospacing="0" w:lineRule="auto"/>
-        <w:ind w:left="720" w:hanging="360"/>
-      </w:pPr>
-      <w:r>
-        <w:rPr>
+        <w:spacing w:after="80" w:afterAutospacing="0" w:before="0" w:beforeAutospacing="0" w:lineRule="auto" w:line="252"/>
+        <w:ind w:left="720" w:hanging="360"/>
+      </w:pPr>
+      <w:r>
+        <w:rPr>
+          <w:rFonts w:ascii="Arial" w:hAnsi="Arial" w:eastAsia="Arial" w:cs="Arial"/>
+          <w:color w:val="111111"/>
           <w:rtl w:val="0"/>
         </w:rPr>
         <w:t xml:space="preserve">Safe and ethical</w:t>
@@ -1034,15 +1375,19 @@
     </w:p>
     <w:p>
       <w:pPr>
+        <w:keepNext w:val="0"/>
+        <w:widowControl/>
         <w:numPr>
           <w:ilvl w:val="0"/>
           <w:numId w:val="63"/>
         </w:numPr>
-        <w:spacing w:after="0" w:afterAutospacing="0" w:before="0" w:beforeAutospacing="0" w:lineRule="auto"/>
-        <w:ind w:left="720" w:hanging="360"/>
-      </w:pPr>
-      <w:r>
-        <w:rPr>
+        <w:spacing w:after="80" w:afterAutospacing="0" w:before="0" w:beforeAutospacing="0" w:lineRule="auto" w:line="252"/>
+        <w:ind w:left="720" w:hanging="360"/>
+      </w:pPr>
+      <w:r>
+        <w:rPr>
+          <w:rFonts w:ascii="Arial" w:hAnsi="Arial" w:eastAsia="Arial" w:cs="Arial"/>
+          <w:color w:val="111111"/>
           <w:rtl w:val="0"/>
         </w:rPr>
         <w:t xml:space="preserve">Not simply copied from a standard demonstration</w:t>
@@ -1050,15 +1395,19 @@
     </w:p>
     <w:p>
       <w:pPr>
+        <w:keepNext w:val="0"/>
+        <w:widowControl/>
         <w:numPr>
           <w:ilvl w:val="0"/>
           <w:numId w:val="63"/>
         </w:numPr>
-        <w:spacing w:after="0" w:afterAutospacing="0" w:before="0" w:beforeAutospacing="0" w:lineRule="auto"/>
-        <w:ind w:left="720" w:hanging="360"/>
-      </w:pPr>
-      <w:r>
-        <w:rPr>
+        <w:spacing w:after="80" w:afterAutospacing="0" w:before="0" w:beforeAutospacing="0" w:lineRule="auto" w:line="252"/>
+        <w:ind w:left="720" w:hanging="360"/>
+      </w:pPr>
+      <w:r>
+        <w:rPr>
+          <w:rFonts w:ascii="Arial" w:hAnsi="Arial" w:eastAsia="Arial" w:cs="Arial"/>
+          <w:color w:val="111111"/>
           <w:rtl w:val="0"/>
         </w:rPr>
         <w:t xml:space="preserve">Meaningful to the student</w:t>
@@ -1066,15 +1415,19 @@
     </w:p>
     <w:p>
       <w:pPr>
+        <w:keepNext w:val="0"/>
+        <w:widowControl/>
         <w:numPr>
           <w:ilvl w:val="0"/>
           <w:numId w:val="63"/>
         </w:numPr>
-        <w:spacing w:after="240" w:before="0" w:beforeAutospacing="0" w:lineRule="auto"/>
-        <w:ind w:left="720" w:hanging="360"/>
-      </w:pPr>
-      <w:r>
-        <w:rPr>
+        <w:spacing w:after="80" w:before="0" w:beforeAutospacing="0" w:lineRule="auto" w:line="252"/>
+        <w:ind w:left="720" w:hanging="360"/>
+      </w:pPr>
+      <w:r>
+        <w:rPr>
+          <w:rFonts w:ascii="Arial" w:hAnsi="Arial" w:eastAsia="Arial" w:cs="Arial"/>
+          <w:color w:val="111111"/>
           <w:rtl w:val="0"/>
         </w:rPr>
         <w:t xml:space="preserve">Open to uncertainty</w:t>
@@ -1082,11 +1435,17 @@
     </w:p>
     <w:p>
       <w:pPr>
-        <w:spacing w:after="240" w:before="240" w:lineRule="auto"/>
-        <w:rPr/>
-      </w:pPr>
-      <w:r>
-        <w:rPr>
+        <w:keepNext w:val="0"/>
+        <w:widowControl/>
+        <w:spacing w:after="80" w:before="0" w:lineRule="auto" w:line="252"/>
+        <w:rPr>
+          <w:rFonts w:ascii="Arial" w:hAnsi="Arial" w:eastAsia="Arial" w:cs="Arial"/>
+        </w:rPr>
+      </w:pPr>
+      <w:r>
+        <w:rPr>
+          <w:rFonts w:ascii="Arial" w:hAnsi="Arial" w:eastAsia="Arial" w:cs="Arial"/>
+          <w:color w:val="111111"/>
           <w:rtl w:val="0"/>
         </w:rPr>
         <w:t xml:space="preserve">Students evaluate at least three possible questions or problems.</w:t>
@@ -1094,11 +1453,17 @@
     </w:p>
     <w:p>
       <w:pPr>
-        <w:spacing w:after="240" w:before="240" w:lineRule="auto"/>
-        <w:rPr/>
-      </w:pPr>
-      <w:r>
-        <w:rPr>
+        <w:keepNext w:val="0"/>
+        <w:widowControl/>
+        <w:spacing w:after="80" w:before="0" w:lineRule="auto" w:line="252"/>
+        <w:rPr>
+          <w:rFonts w:ascii="Arial" w:hAnsi="Arial" w:eastAsia="Arial" w:cs="Arial"/>
+        </w:rPr>
+      </w:pPr>
+      <w:r>
+        <w:rPr>
+          <w:rFonts w:ascii="Arial" w:hAnsi="Arial" w:eastAsia="Arial" w:cs="Arial"/>
+          <w:color w:val="111111"/>
           <w:rtl w:val="0"/>
         </w:rPr>
         <w:t xml:space="preserve">Teacher may use a stoplight system:</w:t>
@@ -1106,15 +1471,19 @@
     </w:p>
     <w:p>
       <w:pPr>
+        <w:keepNext w:val="0"/>
+        <w:widowControl/>
         <w:numPr>
           <w:ilvl w:val="0"/>
           <w:numId w:val="14"/>
         </w:numPr>
-        <w:spacing w:after="0" w:afterAutospacing="0" w:before="240" w:lineRule="auto"/>
-        <w:ind w:left="720" w:hanging="360"/>
-      </w:pPr>
-      <w:r>
-        <w:rPr>
+        <w:spacing w:after="80" w:afterAutospacing="0" w:before="0" w:lineRule="auto" w:line="252"/>
+        <w:ind w:left="720" w:hanging="360"/>
+      </w:pPr>
+      <w:r>
+        <w:rPr>
+          <w:rFonts w:ascii="Arial" w:hAnsi="Arial" w:eastAsia="Arial" w:cs="Arial"/>
+          <w:color w:val="111111"/>
           <w:rtl w:val="0"/>
         </w:rPr>
         <w:t xml:space="preserve">Green: promising direction</w:t>
@@ -1122,15 +1491,19 @@
     </w:p>
     <w:p>
       <w:pPr>
+        <w:keepNext w:val="0"/>
+        <w:widowControl/>
         <w:numPr>
           <w:ilvl w:val="0"/>
           <w:numId w:val="14"/>
         </w:numPr>
-        <w:spacing w:after="0" w:afterAutospacing="0" w:before="0" w:beforeAutospacing="0" w:lineRule="auto"/>
-        <w:ind w:left="720" w:hanging="360"/>
-      </w:pPr>
-      <w:r>
-        <w:rPr>
+        <w:spacing w:after="80" w:afterAutospacing="0" w:before="0" w:beforeAutospacing="0" w:lineRule="auto" w:line="252"/>
+        <w:ind w:left="720" w:hanging="360"/>
+      </w:pPr>
+      <w:r>
+        <w:rPr>
+          <w:rFonts w:ascii="Arial" w:hAnsi="Arial" w:eastAsia="Arial" w:cs="Arial"/>
+          <w:color w:val="111111"/>
           <w:rtl w:val="0"/>
         </w:rPr>
         <w:t xml:space="preserve">Yellow: needs revision</w:t>
@@ -1138,15 +1511,19 @@
     </w:p>
     <w:p>
       <w:pPr>
+        <w:keepNext w:val="0"/>
+        <w:widowControl/>
         <w:numPr>
           <w:ilvl w:val="0"/>
           <w:numId w:val="14"/>
         </w:numPr>
-        <w:spacing w:after="240" w:before="0" w:beforeAutospacing="0" w:lineRule="auto"/>
-        <w:ind w:left="720" w:hanging="360"/>
-      </w:pPr>
-      <w:r>
-        <w:rPr>
+        <w:spacing w:after="80" w:before="0" w:beforeAutospacing="0" w:lineRule="auto" w:line="252"/>
+        <w:ind w:left="720" w:hanging="360"/>
+      </w:pPr>
+      <w:r>
+        <w:rPr>
+          <w:rFonts w:ascii="Arial" w:hAnsi="Arial" w:eastAsia="Arial" w:cs="Arial"/>
+          <w:color w:val="111111"/>
           <w:rtl w:val="0"/>
         </w:rPr>
         <w:t xml:space="preserve">Red: unsafe, unmeasurable, too broad, or not feasible</w:t>
@@ -1155,13 +1532,14 @@
     <w:p>
       <w:pPr>
         <w:pStyle w:val="Heading3"/>
-        <w:keepNext w:val="0"/>
+        <w:keepNext/>
         <w:keepLines w:val="0"/>
-        <w:spacing w:before="280" w:lineRule="auto"/>
-        <w:rPr>
+        <w:widowControl/>
+        <w:spacing w:before="140" w:lineRule="auto" w:after="40" w:line="240"/>
+        <w:rPr>
+          <w:rFonts w:ascii="Arial" w:hAnsi="Arial" w:eastAsia="Arial" w:cs="Arial"/>
           <w:b w:val="1"/>
           <w:bCs w:val="1"/>
-          <w:color w:val="000000"/>
           <w:sz w:val="26"/>
           <w:szCs w:val="26"/>
         </w:rPr>
@@ -1170,9 +1548,10 @@
       <w:bookmarkEnd w:id="32"/>
       <w:r>
         <w:rPr>
-          <w:b w:val="1"/>
+          <w:rFonts w:ascii="Arial" w:hAnsi="Arial" w:eastAsia="Arial" w:cs="Arial"/>
+          <w:b/>
           <w:bCs w:val="1"/>
-          <w:color w:val="000000"/>
+          <w:color w:val="111111"/>
           <w:sz w:val="26"/>
           <w:szCs w:val="26"/>
           <w:rtl w:val="0"/>
@@ -1182,11 +1561,17 @@
     </w:p>
     <w:p>
       <w:pPr>
-        <w:spacing w:after="240" w:before="240" w:lineRule="auto"/>
-        <w:rPr/>
-      </w:pPr>
-      <w:r>
-        <w:rPr>
+        <w:keepNext w:val="0"/>
+        <w:widowControl/>
+        <w:spacing w:after="80" w:before="0" w:lineRule="auto" w:line="252"/>
+        <w:rPr>
+          <w:rFonts w:ascii="Arial" w:hAnsi="Arial" w:eastAsia="Arial" w:cs="Arial"/>
+        </w:rPr>
+      </w:pPr>
+      <w:r>
+        <w:rPr>
+          <w:rFonts w:ascii="Arial" w:hAnsi="Arial" w:eastAsia="Arial" w:cs="Arial"/>
+          <w:color w:val="111111"/>
           <w:rtl w:val="0"/>
         </w:rPr>
         <w:t xml:space="preserve">Not all STARLAB projects need to be controlled experiments. This day is especially important if students are interested in building, coding, robotics, design, or applied problem-solving.</w:t>
@@ -1194,11 +1579,17 @@
     </w:p>
     <w:p>
       <w:pPr>
-        <w:spacing w:after="240" w:before="240" w:lineRule="auto"/>
-        <w:rPr/>
-      </w:pPr>
-      <w:r>
-        <w:rPr>
+        <w:keepNext w:val="0"/>
+        <w:widowControl/>
+        <w:spacing w:after="80" w:before="0" w:lineRule="auto" w:line="252"/>
+        <w:rPr>
+          <w:rFonts w:ascii="Arial" w:hAnsi="Arial" w:eastAsia="Arial" w:cs="Arial"/>
+        </w:rPr>
+      </w:pPr>
+      <w:r>
+        <w:rPr>
+          <w:rFonts w:ascii="Arial" w:hAnsi="Arial" w:eastAsia="Arial" w:cs="Arial"/>
+          <w:color w:val="111111"/>
           <w:rtl w:val="0"/>
         </w:rPr>
         <w:t xml:space="preserve">Use Appendix G to explain the engineering design structure:</w:t>
@@ -1206,15 +1597,19 @@
     </w:p>
     <w:p>
       <w:pPr>
+        <w:keepNext w:val="0"/>
+        <w:widowControl/>
         <w:numPr>
           <w:ilvl w:val="0"/>
           <w:numId w:val="58"/>
         </w:numPr>
-        <w:spacing w:after="0" w:afterAutospacing="0" w:before="240" w:lineRule="auto"/>
-        <w:ind w:left="720" w:hanging="360"/>
-      </w:pPr>
-      <w:r>
-        <w:rPr>
+        <w:spacing w:after="80" w:afterAutospacing="0" w:before="0" w:lineRule="auto" w:line="252"/>
+        <w:ind w:left="720" w:hanging="360"/>
+      </w:pPr>
+      <w:r>
+        <w:rPr>
+          <w:rFonts w:ascii="Arial" w:hAnsi="Arial" w:eastAsia="Arial" w:cs="Arial"/>
+          <w:color w:val="111111"/>
           <w:rtl w:val="0"/>
         </w:rPr>
         <w:t xml:space="preserve">Identify a problem or need</w:t>
@@ -1222,15 +1617,19 @@
     </w:p>
     <w:p>
       <w:pPr>
+        <w:keepNext w:val="0"/>
+        <w:widowControl/>
         <w:numPr>
           <w:ilvl w:val="0"/>
           <w:numId w:val="58"/>
         </w:numPr>
-        <w:spacing w:after="0" w:afterAutospacing="0" w:before="0" w:beforeAutospacing="0" w:lineRule="auto"/>
-        <w:ind w:left="720" w:hanging="360"/>
-      </w:pPr>
-      <w:r>
-        <w:rPr>
+        <w:spacing w:after="80" w:afterAutospacing="0" w:before="0" w:beforeAutospacing="0" w:lineRule="auto" w:line="252"/>
+        <w:ind w:left="720" w:hanging="360"/>
+      </w:pPr>
+      <w:r>
+        <w:rPr>
+          <w:rFonts w:ascii="Arial" w:hAnsi="Arial" w:eastAsia="Arial" w:cs="Arial"/>
+          <w:color w:val="111111"/>
           <w:rtl w:val="0"/>
         </w:rPr>
         <w:t xml:space="preserve">Define criteria for success</w:t>
@@ -1238,15 +1637,19 @@
     </w:p>
     <w:p>
       <w:pPr>
+        <w:keepNext w:val="0"/>
+        <w:widowControl/>
         <w:numPr>
           <w:ilvl w:val="0"/>
           <w:numId w:val="58"/>
         </w:numPr>
-        <w:spacing w:after="0" w:afterAutospacing="0" w:before="0" w:beforeAutospacing="0" w:lineRule="auto"/>
-        <w:ind w:left="720" w:hanging="360"/>
-      </w:pPr>
-      <w:r>
-        <w:rPr>
+        <w:spacing w:after="80" w:afterAutospacing="0" w:before="0" w:beforeAutospacing="0" w:lineRule="auto" w:line="252"/>
+        <w:ind w:left="720" w:hanging="360"/>
+      </w:pPr>
+      <w:r>
+        <w:rPr>
+          <w:rFonts w:ascii="Arial" w:hAnsi="Arial" w:eastAsia="Arial" w:cs="Arial"/>
+          <w:color w:val="111111"/>
           <w:rtl w:val="0"/>
         </w:rPr>
         <w:t xml:space="preserve">Identify constraints</w:t>
@@ -1254,15 +1657,19 @@
     </w:p>
     <w:p>
       <w:pPr>
+        <w:keepNext w:val="0"/>
+        <w:widowControl/>
         <w:numPr>
           <w:ilvl w:val="0"/>
           <w:numId w:val="58"/>
         </w:numPr>
-        <w:spacing w:after="0" w:afterAutospacing="0" w:before="0" w:beforeAutospacing="0" w:lineRule="auto"/>
-        <w:ind w:left="720" w:hanging="360"/>
-      </w:pPr>
-      <w:r>
-        <w:rPr>
+        <w:spacing w:after="80" w:afterAutospacing="0" w:before="0" w:beforeAutospacing="0" w:lineRule="auto" w:line="252"/>
+        <w:ind w:left="720" w:hanging="360"/>
+      </w:pPr>
+      <w:r>
+        <w:rPr>
+          <w:rFonts w:ascii="Arial" w:hAnsi="Arial" w:eastAsia="Arial" w:cs="Arial"/>
+          <w:color w:val="111111"/>
           <w:rtl w:val="0"/>
         </w:rPr>
         <w:t xml:space="preserve">Research existing solutions</w:t>
@@ -1270,15 +1677,19 @@
     </w:p>
     <w:p>
       <w:pPr>
+        <w:keepNext w:val="0"/>
+        <w:widowControl/>
         <w:numPr>
           <w:ilvl w:val="0"/>
           <w:numId w:val="58"/>
         </w:numPr>
-        <w:spacing w:after="0" w:afterAutospacing="0" w:before="0" w:beforeAutospacing="0" w:lineRule="auto"/>
-        <w:ind w:left="720" w:hanging="360"/>
-      </w:pPr>
-      <w:r>
-        <w:rPr>
+        <w:spacing w:after="80" w:afterAutospacing="0" w:before="0" w:beforeAutospacing="0" w:lineRule="auto" w:line="252"/>
+        <w:ind w:left="720" w:hanging="360"/>
+      </w:pPr>
+      <w:r>
+        <w:rPr>
+          <w:rFonts w:ascii="Arial" w:hAnsi="Arial" w:eastAsia="Arial" w:cs="Arial"/>
+          <w:color w:val="111111"/>
           <w:rtl w:val="0"/>
         </w:rPr>
         <w:t xml:space="preserve">Build or model a prototype</w:t>
@@ -1286,15 +1697,19 @@
     </w:p>
     <w:p>
       <w:pPr>
+        <w:keepNext w:val="0"/>
+        <w:widowControl/>
         <w:numPr>
           <w:ilvl w:val="0"/>
           <w:numId w:val="58"/>
         </w:numPr>
-        <w:spacing w:after="0" w:afterAutospacing="0" w:before="0" w:beforeAutospacing="0" w:lineRule="auto"/>
-        <w:ind w:left="720" w:hanging="360"/>
-      </w:pPr>
-      <w:r>
-        <w:rPr>
+        <w:spacing w:after="80" w:afterAutospacing="0" w:before="0" w:beforeAutospacing="0" w:lineRule="auto" w:line="252"/>
+        <w:ind w:left="720" w:hanging="360"/>
+      </w:pPr>
+      <w:r>
+        <w:rPr>
+          <w:rFonts w:ascii="Arial" w:hAnsi="Arial" w:eastAsia="Arial" w:cs="Arial"/>
+          <w:color w:val="111111"/>
           <w:rtl w:val="0"/>
         </w:rPr>
         <w:t xml:space="preserve">Test performance</w:t>
@@ -1302,15 +1717,19 @@
     </w:p>
     <w:p>
       <w:pPr>
+        <w:keepNext w:val="0"/>
+        <w:widowControl/>
         <w:numPr>
           <w:ilvl w:val="0"/>
           <w:numId w:val="58"/>
         </w:numPr>
-        <w:spacing w:after="0" w:afterAutospacing="0" w:before="0" w:beforeAutospacing="0" w:lineRule="auto"/>
-        <w:ind w:left="720" w:hanging="360"/>
-      </w:pPr>
-      <w:r>
-        <w:rPr>
+        <w:spacing w:after="80" w:afterAutospacing="0" w:before="0" w:beforeAutospacing="0" w:lineRule="auto" w:line="252"/>
+        <w:ind w:left="720" w:hanging="360"/>
+      </w:pPr>
+      <w:r>
+        <w:rPr>
+          <w:rFonts w:ascii="Arial" w:hAnsi="Arial" w:eastAsia="Arial" w:cs="Arial"/>
+          <w:color w:val="111111"/>
           <w:rtl w:val="0"/>
         </w:rPr>
         <w:t xml:space="preserve">Analyze results</w:t>
@@ -1318,15 +1737,19 @@
     </w:p>
     <w:p>
       <w:pPr>
+        <w:keepNext w:val="0"/>
+        <w:widowControl/>
         <w:numPr>
           <w:ilvl w:val="0"/>
           <w:numId w:val="58"/>
         </w:numPr>
-        <w:spacing w:after="240" w:before="0" w:beforeAutospacing="0" w:lineRule="auto"/>
-        <w:ind w:left="720" w:hanging="360"/>
-      </w:pPr>
-      <w:r>
-        <w:rPr>
+        <w:spacing w:after="80" w:before="0" w:beforeAutospacing="0" w:lineRule="auto" w:line="252"/>
+        <w:ind w:left="720" w:hanging="360"/>
+      </w:pPr>
+      <w:r>
+        <w:rPr>
+          <w:rFonts w:ascii="Arial" w:hAnsi="Arial" w:eastAsia="Arial" w:cs="Arial"/>
+          <w:color w:val="111111"/>
           <w:rtl w:val="0"/>
         </w:rPr>
         <w:t xml:space="preserve">Redesign or recommend improvements</w:t>
@@ -1334,11 +1757,17 @@
     </w:p>
     <w:p>
       <w:pPr>
-        <w:spacing w:after="240" w:before="240" w:lineRule="auto"/>
-        <w:rPr/>
-      </w:pPr>
-      <w:r>
-        <w:rPr>
+        <w:keepNext w:val="0"/>
+        <w:widowControl/>
+        <w:spacing w:after="80" w:before="0" w:lineRule="auto" w:line="252"/>
+        <w:rPr>
+          <w:rFonts w:ascii="Arial" w:hAnsi="Arial" w:eastAsia="Arial" w:cs="Arial"/>
+        </w:rPr>
+      </w:pPr>
+      <w:r>
+        <w:rPr>
+          <w:rFonts w:ascii="Arial" w:hAnsi="Arial" w:eastAsia="Arial" w:cs="Arial"/>
+          <w:color w:val="111111"/>
           <w:rtl w:val="0"/>
         </w:rPr>
         <w:t xml:space="preserve">Students with engineering interests complete the engineering side of Student Handout 6 or revise their project ideas into design problem statements.</w:t>
@@ -1346,11 +1775,17 @@
     </w:p>
     <w:p>
       <w:pPr>
-        <w:spacing w:after="240" w:before="240" w:lineRule="auto"/>
-        <w:rPr/>
-      </w:pPr>
-      <w:r>
-        <w:rPr>
+        <w:keepNext w:val="0"/>
+        <w:widowControl/>
+        <w:spacing w:after="80" w:before="0" w:lineRule="auto" w:line="252"/>
+        <w:rPr>
+          <w:rFonts w:ascii="Arial" w:hAnsi="Arial" w:eastAsia="Arial" w:cs="Arial"/>
+        </w:rPr>
+      </w:pPr>
+      <w:r>
+        <w:rPr>
+          <w:rFonts w:ascii="Arial" w:hAnsi="Arial" w:eastAsia="Arial" w:cs="Arial"/>
+          <w:color w:val="111111"/>
           <w:rtl w:val="0"/>
         </w:rPr>
         <w:t xml:space="preserve">Examples:</w:t>
@@ -1358,11 +1793,17 @@
     </w:p>
     <w:p>
       <w:pPr>
-        <w:spacing w:after="240" w:before="240" w:lineRule="auto"/>
-        <w:rPr/>
-      </w:pPr>
-      <w:r>
-        <w:rPr>
+        <w:keepNext w:val="0"/>
+        <w:widowControl/>
+        <w:spacing w:after="80" w:before="0" w:lineRule="auto" w:line="252"/>
+        <w:rPr>
+          <w:rFonts w:ascii="Arial" w:hAnsi="Arial" w:eastAsia="Arial" w:cs="Arial"/>
+        </w:rPr>
+      </w:pPr>
+      <w:r>
+        <w:rPr>
+          <w:rFonts w:ascii="Arial" w:hAnsi="Arial" w:eastAsia="Arial" w:cs="Arial"/>
+          <w:color w:val="111111"/>
           <w:rtl w:val="0"/>
         </w:rPr>
         <w:t xml:space="preserve">Weak idea:</w:t>
@@ -1370,11 +1811,17 @@
     </w:p>
     <w:p>
       <w:pPr>
-        <w:spacing w:after="240" w:before="240" w:lineRule="auto"/>
-        <w:rPr/>
-      </w:pPr>
-      <w:r>
-        <w:rPr>
+        <w:keepNext w:val="0"/>
+        <w:widowControl/>
+        <w:spacing w:after="80" w:before="0" w:lineRule="auto" w:line="252"/>
+        <w:rPr>
+          <w:rFonts w:ascii="Arial" w:hAnsi="Arial" w:eastAsia="Arial" w:cs="Arial"/>
+        </w:rPr>
+      </w:pPr>
+      <w:r>
+        <w:rPr>
+          <w:rFonts w:ascii="Arial" w:hAnsi="Arial" w:eastAsia="Arial" w:cs="Arial"/>
+          <w:color w:val="111111"/>
           <w:rtl w:val="0"/>
         </w:rPr>
         <w:t xml:space="preserve">“I want to build a drone.”</w:t>
@@ -1382,11 +1829,17 @@
     </w:p>
     <w:p>
       <w:pPr>
-        <w:spacing w:after="240" w:before="240" w:lineRule="auto"/>
-        <w:rPr/>
-      </w:pPr>
-      <w:r>
-        <w:rPr>
+        <w:keepNext w:val="0"/>
+        <w:widowControl/>
+        <w:spacing w:after="80" w:before="0" w:lineRule="auto" w:line="252"/>
+        <w:rPr>
+          <w:rFonts w:ascii="Arial" w:hAnsi="Arial" w:eastAsia="Arial" w:cs="Arial"/>
+        </w:rPr>
+      </w:pPr>
+      <w:r>
+        <w:rPr>
+          <w:rFonts w:ascii="Arial" w:hAnsi="Arial" w:eastAsia="Arial" w:cs="Arial"/>
+          <w:color w:val="111111"/>
           <w:rtl w:val="0"/>
         </w:rPr>
         <w:t xml:space="preserve">Stronger engineering problem:</w:t>
@@ -1394,11 +1847,17 @@
     </w:p>
     <w:p>
       <w:pPr>
-        <w:spacing w:after="240" w:before="240" w:lineRule="auto"/>
-        <w:rPr/>
-      </w:pPr>
-      <w:r>
-        <w:rPr>
+        <w:keepNext w:val="0"/>
+        <w:widowControl/>
+        <w:spacing w:after="80" w:before="0" w:lineRule="auto" w:line="252"/>
+        <w:rPr>
+          <w:rFonts w:ascii="Arial" w:hAnsi="Arial" w:eastAsia="Arial" w:cs="Arial"/>
+        </w:rPr>
+      </w:pPr>
+      <w:r>
+        <w:rPr>
+          <w:rFonts w:ascii="Arial" w:hAnsi="Arial" w:eastAsia="Arial" w:cs="Arial"/>
+          <w:color w:val="111111"/>
           <w:rtl w:val="0"/>
         </w:rPr>
         <w:t xml:space="preserve">“How can a small classroom drone be programmed to detect and land on a visual target with at least 80% accuracy under different lighting conditions?”</w:t>
@@ -1406,11 +1865,17 @@
     </w:p>
     <w:p>
       <w:pPr>
-        <w:spacing w:after="240" w:before="240" w:lineRule="auto"/>
-        <w:rPr/>
-      </w:pPr>
-      <w:r>
-        <w:rPr>
+        <w:keepNext w:val="0"/>
+        <w:widowControl/>
+        <w:spacing w:after="80" w:before="0" w:lineRule="auto" w:line="252"/>
+        <w:rPr>
+          <w:rFonts w:ascii="Arial" w:hAnsi="Arial" w:eastAsia="Arial" w:cs="Arial"/>
+        </w:rPr>
+      </w:pPr>
+      <w:r>
+        <w:rPr>
+          <w:rFonts w:ascii="Arial" w:hAnsi="Arial" w:eastAsia="Arial" w:cs="Arial"/>
+          <w:color w:val="111111"/>
           <w:rtl w:val="0"/>
         </w:rPr>
         <w:t xml:space="preserve">Weak idea:</w:t>
@@ -1418,11 +1883,17 @@
     </w:p>
     <w:p>
       <w:pPr>
-        <w:spacing w:after="240" w:before="240" w:lineRule="auto"/>
-        <w:rPr/>
-      </w:pPr>
-      <w:r>
-        <w:rPr>
+        <w:keepNext w:val="0"/>
+        <w:widowControl/>
+        <w:spacing w:after="80" w:before="0" w:lineRule="auto" w:line="252"/>
+        <w:rPr>
+          <w:rFonts w:ascii="Arial" w:hAnsi="Arial" w:eastAsia="Arial" w:cs="Arial"/>
+        </w:rPr>
+      </w:pPr>
+      <w:r>
+        <w:rPr>
+          <w:rFonts w:ascii="Arial" w:hAnsi="Arial" w:eastAsia="Arial" w:cs="Arial"/>
+          <w:color w:val="111111"/>
           <w:rtl w:val="0"/>
         </w:rPr>
         <w:t xml:space="preserve">“I want to make a filter.”</w:t>
@@ -1430,11 +1901,17 @@
     </w:p>
     <w:p>
       <w:pPr>
-        <w:spacing w:after="240" w:before="240" w:lineRule="auto"/>
-        <w:rPr/>
-      </w:pPr>
-      <w:r>
-        <w:rPr>
+        <w:keepNext w:val="0"/>
+        <w:widowControl/>
+        <w:spacing w:after="80" w:before="0" w:lineRule="auto" w:line="252"/>
+        <w:rPr>
+          <w:rFonts w:ascii="Arial" w:hAnsi="Arial" w:eastAsia="Arial" w:cs="Arial"/>
+        </w:rPr>
+      </w:pPr>
+      <w:r>
+        <w:rPr>
+          <w:rFonts w:ascii="Arial" w:hAnsi="Arial" w:eastAsia="Arial" w:cs="Arial"/>
+          <w:color w:val="111111"/>
           <w:rtl w:val="0"/>
         </w:rPr>
         <w:t xml:space="preserve">Stronger engineering problem:</w:t>
@@ -1442,11 +1919,17 @@
     </w:p>
     <w:p>
       <w:pPr>
-        <w:spacing w:after="240" w:before="240" w:lineRule="auto"/>
-        <w:rPr/>
-      </w:pPr>
-      <w:r>
-        <w:rPr>
+        <w:keepNext w:val="0"/>
+        <w:widowControl/>
+        <w:spacing w:after="80" w:before="0" w:lineRule="auto" w:line="252"/>
+        <w:rPr>
+          <w:rFonts w:ascii="Arial" w:hAnsi="Arial" w:eastAsia="Arial" w:cs="Arial"/>
+        </w:rPr>
+      </w:pPr>
+      <w:r>
+        <w:rPr>
+          <w:rFonts w:ascii="Arial" w:hAnsi="Arial" w:eastAsia="Arial" w:cs="Arial"/>
+          <w:color w:val="111111"/>
           <w:rtl w:val="0"/>
         </w:rPr>
         <w:t xml:space="preserve">“How can a low-cost filter be designed to reduce visible turbidity in simulated runoff water using commonly available materials?”</w:t>
@@ -1455,13 +1938,14 @@
     <w:p>
       <w:pPr>
         <w:pStyle w:val="Heading3"/>
-        <w:keepNext w:val="0"/>
+        <w:keepNext/>
         <w:keepLines w:val="0"/>
-        <w:spacing w:before="280" w:lineRule="auto"/>
-        <w:rPr>
+        <w:widowControl/>
+        <w:spacing w:before="140" w:lineRule="auto" w:after="40" w:line="240"/>
+        <w:rPr>
+          <w:rFonts w:ascii="Arial" w:hAnsi="Arial" w:eastAsia="Arial" w:cs="Arial"/>
           <w:b w:val="1"/>
           <w:bCs w:val="1"/>
-          <w:color w:val="000000"/>
           <w:sz w:val="26"/>
           <w:szCs w:val="26"/>
         </w:rPr>
@@ -1470,9 +1954,10 @@
       <w:bookmarkEnd w:id="33"/>
       <w:r>
         <w:rPr>
-          <w:b w:val="1"/>
+          <w:rFonts w:ascii="Arial" w:hAnsi="Arial" w:eastAsia="Arial" w:cs="Arial"/>
+          <w:b/>
           <w:bCs w:val="1"/>
-          <w:color w:val="000000"/>
+          <w:color w:val="111111"/>
           <w:sz w:val="26"/>
           <w:szCs w:val="26"/>
           <w:rtl w:val="0"/>
@@ -1482,11 +1967,17 @@
     </w:p>
     <w:p>
       <w:pPr>
-        <w:spacing w:after="240" w:before="240" w:lineRule="auto"/>
-        <w:rPr/>
-      </w:pPr>
-      <w:r>
-        <w:rPr>
+        <w:keepNext w:val="0"/>
+        <w:widowControl/>
+        <w:spacing w:after="80" w:before="0" w:lineRule="auto" w:line="252"/>
+        <w:rPr>
+          <w:rFonts w:ascii="Arial" w:hAnsi="Arial" w:eastAsia="Arial" w:cs="Arial"/>
+        </w:rPr>
+      </w:pPr>
+      <w:r>
+        <w:rPr>
+          <w:rFonts w:ascii="Arial" w:hAnsi="Arial" w:eastAsia="Arial" w:cs="Arial"/>
+          <w:color w:val="111111"/>
           <w:rtl w:val="0"/>
         </w:rPr>
         <w:t xml:space="preserve">Students prepare and deliver a short preliminary pitch using Student Handout 8.</w:t>
@@ -1494,11 +1985,17 @@
     </w:p>
     <w:p>
       <w:pPr>
-        <w:spacing w:after="240" w:before="240" w:lineRule="auto"/>
-        <w:rPr/>
-      </w:pPr>
-      <w:r>
-        <w:rPr>
+        <w:keepNext w:val="0"/>
+        <w:widowControl/>
+        <w:spacing w:after="80" w:before="0" w:lineRule="auto" w:line="252"/>
+        <w:rPr>
+          <w:rFonts w:ascii="Arial" w:hAnsi="Arial" w:eastAsia="Arial" w:cs="Arial"/>
+        </w:rPr>
+      </w:pPr>
+      <w:r>
+        <w:rPr>
+          <w:rFonts w:ascii="Arial" w:hAnsi="Arial" w:eastAsia="Arial" w:cs="Arial"/>
+          <w:color w:val="111111"/>
           <w:rtl w:val="0"/>
         </w:rPr>
         <w:t xml:space="preserve">The pitch should be brief, approximately 1–2 minutes per student.</w:t>
@@ -1506,11 +2003,17 @@
     </w:p>
     <w:p>
       <w:pPr>
-        <w:spacing w:after="240" w:before="240" w:lineRule="auto"/>
-        <w:rPr/>
-      </w:pPr>
-      <w:r>
-        <w:rPr>
+        <w:keepNext w:val="0"/>
+        <w:widowControl/>
+        <w:spacing w:after="80" w:before="0" w:lineRule="auto" w:line="252"/>
+        <w:rPr>
+          <w:rFonts w:ascii="Arial" w:hAnsi="Arial" w:eastAsia="Arial" w:cs="Arial"/>
+        </w:rPr>
+      </w:pPr>
+      <w:r>
+        <w:rPr>
+          <w:rFonts w:ascii="Arial" w:hAnsi="Arial" w:eastAsia="Arial" w:cs="Arial"/>
+          <w:color w:val="111111"/>
           <w:rtl w:val="0"/>
         </w:rPr>
         <w:t xml:space="preserve">Required pitch elements:</w:t>
@@ -1518,15 +2021,19 @@
     </w:p>
     <w:p>
       <w:pPr>
+        <w:keepNext w:val="0"/>
+        <w:widowControl/>
         <w:numPr>
           <w:ilvl w:val="0"/>
           <w:numId w:val="47"/>
         </w:numPr>
-        <w:spacing w:after="0" w:afterAutospacing="0" w:before="240" w:lineRule="auto"/>
-        <w:ind w:left="720" w:hanging="360"/>
-      </w:pPr>
-      <w:r>
-        <w:rPr>
+        <w:spacing w:after="80" w:afterAutospacing="0" w:before="0" w:lineRule="auto" w:line="252"/>
+        <w:ind w:left="720" w:hanging="360"/>
+      </w:pPr>
+      <w:r>
+        <w:rPr>
+          <w:rFonts w:ascii="Arial" w:hAnsi="Arial" w:eastAsia="Arial" w:cs="Arial"/>
+          <w:color w:val="111111"/>
           <w:rtl w:val="0"/>
         </w:rPr>
         <w:t xml:space="preserve">Area of interest</w:t>
@@ -1534,15 +2041,19 @@
     </w:p>
     <w:p>
       <w:pPr>
+        <w:keepNext w:val="0"/>
+        <w:widowControl/>
         <w:numPr>
           <w:ilvl w:val="0"/>
           <w:numId w:val="47"/>
         </w:numPr>
-        <w:spacing w:after="0" w:afterAutospacing="0" w:before="0" w:beforeAutospacing="0" w:lineRule="auto"/>
-        <w:ind w:left="720" w:hanging="360"/>
-      </w:pPr>
-      <w:r>
-        <w:rPr>
+        <w:spacing w:after="80" w:afterAutospacing="0" w:before="0" w:beforeAutospacing="0" w:lineRule="auto" w:line="252"/>
+        <w:ind w:left="720" w:hanging="360"/>
+      </w:pPr>
+      <w:r>
+        <w:rPr>
+          <w:rFonts w:ascii="Arial" w:hAnsi="Arial" w:eastAsia="Arial" w:cs="Arial"/>
+          <w:color w:val="111111"/>
           <w:rtl w:val="0"/>
         </w:rPr>
         <w:t xml:space="preserve">Problem or question</w:t>
@@ -1550,15 +2061,19 @@
     </w:p>
     <w:p>
       <w:pPr>
+        <w:keepNext w:val="0"/>
+        <w:widowControl/>
         <w:numPr>
           <w:ilvl w:val="0"/>
           <w:numId w:val="47"/>
         </w:numPr>
-        <w:spacing w:after="0" w:afterAutospacing="0" w:before="0" w:beforeAutospacing="0" w:lineRule="auto"/>
-        <w:ind w:left="720" w:hanging="360"/>
-      </w:pPr>
-      <w:r>
-        <w:rPr>
+        <w:spacing w:after="80" w:afterAutospacing="0" w:before="0" w:beforeAutospacing="0" w:lineRule="auto" w:line="252"/>
+        <w:ind w:left="720" w:hanging="360"/>
+      </w:pPr>
+      <w:r>
+        <w:rPr>
+          <w:rFonts w:ascii="Arial" w:hAnsi="Arial" w:eastAsia="Arial" w:cs="Arial"/>
+          <w:color w:val="111111"/>
           <w:rtl w:val="0"/>
         </w:rPr>
         <w:t xml:space="preserve">Why the topic matters</w:t>
@@ -1566,15 +2081,19 @@
     </w:p>
     <w:p>
       <w:pPr>
+        <w:keepNext w:val="0"/>
+        <w:widowControl/>
         <w:numPr>
           <w:ilvl w:val="0"/>
           <w:numId w:val="47"/>
         </w:numPr>
-        <w:spacing w:after="0" w:afterAutospacing="0" w:before="0" w:beforeAutospacing="0" w:lineRule="auto"/>
-        <w:ind w:left="720" w:hanging="360"/>
-      </w:pPr>
-      <w:r>
-        <w:rPr>
+        <w:spacing w:after="80" w:afterAutospacing="0" w:before="0" w:beforeAutospacing="0" w:lineRule="auto" w:line="252"/>
+        <w:ind w:left="720" w:hanging="360"/>
+      </w:pPr>
+      <w:r>
+        <w:rPr>
+          <w:rFonts w:ascii="Arial" w:hAnsi="Arial" w:eastAsia="Arial" w:cs="Arial"/>
+          <w:color w:val="111111"/>
           <w:rtl w:val="0"/>
         </w:rPr>
         <w:t xml:space="preserve">Possible method or approach</w:t>
@@ -1582,15 +2101,19 @@
     </w:p>
     <w:p>
       <w:pPr>
+        <w:keepNext w:val="0"/>
+        <w:widowControl/>
         <w:numPr>
           <w:ilvl w:val="0"/>
           <w:numId w:val="47"/>
         </w:numPr>
-        <w:spacing w:after="0" w:afterAutospacing="0" w:before="0" w:beforeAutospacing="0" w:lineRule="auto"/>
-        <w:ind w:left="720" w:hanging="360"/>
-      </w:pPr>
-      <w:r>
-        <w:rPr>
+        <w:spacing w:after="80" w:afterAutospacing="0" w:before="0" w:beforeAutospacing="0" w:lineRule="auto" w:line="252"/>
+        <w:ind w:left="720" w:hanging="360"/>
+      </w:pPr>
+      <w:r>
+        <w:rPr>
+          <w:rFonts w:ascii="Arial" w:hAnsi="Arial" w:eastAsia="Arial" w:cs="Arial"/>
+          <w:color w:val="111111"/>
           <w:rtl w:val="0"/>
         </w:rPr>
         <w:t xml:space="preserve">What data could be collected</w:t>
@@ -1598,15 +2121,19 @@
     </w:p>
     <w:p>
       <w:pPr>
+        <w:keepNext w:val="0"/>
+        <w:widowControl/>
         <w:numPr>
           <w:ilvl w:val="0"/>
           <w:numId w:val="47"/>
         </w:numPr>
-        <w:spacing w:after="0" w:afterAutospacing="0" w:before="0" w:beforeAutospacing="0" w:lineRule="auto"/>
-        <w:ind w:left="720" w:hanging="360"/>
-      </w:pPr>
-      <w:r>
-        <w:rPr>
+        <w:spacing w:after="80" w:afterAutospacing="0" w:before="0" w:beforeAutospacing="0" w:lineRule="auto" w:line="252"/>
+        <w:ind w:left="720" w:hanging="360"/>
+      </w:pPr>
+      <w:r>
+        <w:rPr>
+          <w:rFonts w:ascii="Arial" w:hAnsi="Arial" w:eastAsia="Arial" w:cs="Arial"/>
+          <w:color w:val="111111"/>
           <w:rtl w:val="0"/>
         </w:rPr>
         <w:t xml:space="preserve">What help, materials, or expertise may be needed</w:t>
@@ -1614,15 +2141,19 @@
     </w:p>
     <w:p>
       <w:pPr>
+        <w:keepNext w:val="0"/>
+        <w:widowControl/>
         <w:numPr>
           <w:ilvl w:val="0"/>
           <w:numId w:val="47"/>
         </w:numPr>
-        <w:spacing w:after="240" w:before="0" w:beforeAutospacing="0" w:lineRule="auto"/>
-        <w:ind w:left="720" w:hanging="360"/>
-      </w:pPr>
-      <w:r>
-        <w:rPr>
+        <w:spacing w:after="80" w:before="0" w:beforeAutospacing="0" w:lineRule="auto" w:line="252"/>
+        <w:ind w:left="720" w:hanging="360"/>
+      </w:pPr>
+      <w:r>
+        <w:rPr>
+          <w:rFonts w:ascii="Arial" w:hAnsi="Arial" w:eastAsia="Arial" w:cs="Arial"/>
+          <w:color w:val="111111"/>
           <w:rtl w:val="0"/>
         </w:rPr>
         <w:t xml:space="preserve">Biggest concern or unknown</w:t>
@@ -1630,11 +2161,17 @@
     </w:p>
     <w:p>
       <w:pPr>
-        <w:spacing w:after="240" w:before="240" w:lineRule="auto"/>
-        <w:rPr/>
-      </w:pPr>
-      <w:r>
-        <w:rPr>
+        <w:keepNext w:val="0"/>
+        <w:widowControl/>
+        <w:spacing w:after="80" w:before="0" w:lineRule="auto" w:line="252"/>
+        <w:rPr>
+          <w:rFonts w:ascii="Arial" w:hAnsi="Arial" w:eastAsia="Arial" w:cs="Arial"/>
+        </w:rPr>
+      </w:pPr>
+      <w:r>
+        <w:rPr>
+          <w:rFonts w:ascii="Arial" w:hAnsi="Arial" w:eastAsia="Arial" w:cs="Arial"/>
+          <w:color w:val="111111"/>
           <w:rtl w:val="0"/>
         </w:rPr>
         <w:t xml:space="preserve">After each pitch, peers and teacher provide feedback using the “Glow, Grow, Question” format:</w:t>
@@ -1642,15 +2179,19 @@
     </w:p>
     <w:p>
       <w:pPr>
+        <w:keepNext w:val="0"/>
+        <w:widowControl/>
         <w:numPr>
           <w:ilvl w:val="0"/>
           <w:numId w:val="17"/>
         </w:numPr>
-        <w:spacing w:after="0" w:afterAutospacing="0" w:before="240" w:lineRule="auto"/>
-        <w:ind w:left="720" w:hanging="360"/>
-      </w:pPr>
-      <w:r>
-        <w:rPr>
+        <w:spacing w:after="80" w:afterAutospacing="0" w:before="0" w:lineRule="auto" w:line="252"/>
+        <w:ind w:left="720" w:hanging="360"/>
+      </w:pPr>
+      <w:r>
+        <w:rPr>
+          <w:rFonts w:ascii="Arial" w:hAnsi="Arial" w:eastAsia="Arial" w:cs="Arial"/>
+          <w:color w:val="111111"/>
           <w:rtl w:val="0"/>
         </w:rPr>
         <w:t xml:space="preserve">Glow: One strength of the idea</w:t>
@@ -1658,15 +2199,19 @@
     </w:p>
     <w:p>
       <w:pPr>
+        <w:keepNext w:val="0"/>
+        <w:widowControl/>
         <w:numPr>
           <w:ilvl w:val="0"/>
           <w:numId w:val="17"/>
         </w:numPr>
-        <w:spacing w:after="0" w:afterAutospacing="0" w:before="0" w:beforeAutospacing="0" w:lineRule="auto"/>
-        <w:ind w:left="720" w:hanging="360"/>
-      </w:pPr>
-      <w:r>
-        <w:rPr>
+        <w:spacing w:after="80" w:afterAutospacing="0" w:before="0" w:beforeAutospacing="0" w:lineRule="auto" w:line="252"/>
+        <w:ind w:left="720" w:hanging="360"/>
+      </w:pPr>
+      <w:r>
+        <w:rPr>
+          <w:rFonts w:ascii="Arial" w:hAnsi="Arial" w:eastAsia="Arial" w:cs="Arial"/>
+          <w:color w:val="111111"/>
           <w:rtl w:val="0"/>
         </w:rPr>
         <w:t xml:space="preserve">Grow: One area that needs refinement</w:t>
@@ -1674,15 +2219,19 @@
     </w:p>
     <w:p>
       <w:pPr>
+        <w:keepNext w:val="0"/>
+        <w:widowControl/>
         <w:numPr>
           <w:ilvl w:val="0"/>
           <w:numId w:val="17"/>
         </w:numPr>
-        <w:spacing w:after="240" w:before="0" w:beforeAutospacing="0" w:lineRule="auto"/>
-        <w:ind w:left="720" w:hanging="360"/>
-      </w:pPr>
-      <w:r>
-        <w:rPr>
+        <w:spacing w:after="80" w:before="0" w:beforeAutospacing="0" w:lineRule="auto" w:line="252"/>
+        <w:ind w:left="720" w:hanging="360"/>
+      </w:pPr>
+      <w:r>
+        <w:rPr>
+          <w:rFonts w:ascii="Arial" w:hAnsi="Arial" w:eastAsia="Arial" w:cs="Arial"/>
+          <w:color w:val="111111"/>
           <w:rtl w:val="0"/>
         </w:rPr>
         <w:t xml:space="preserve">Question: One question the researcher should consider</w:t>
@@ -1691,10 +2240,12 @@
     <w:p>
       <w:pPr>
         <w:pStyle w:val="Heading2"/>
-        <w:keepNext w:val="0"/>
+        <w:keepNext/>
         <w:keepLines w:val="0"/>
-        <w:spacing w:after="80" w:lineRule="auto"/>
-        <w:rPr>
+        <w:widowControl/>
+        <w:spacing w:after="80" w:lineRule="auto" w:before="220" w:line="240"/>
+        <w:rPr>
+          <w:rFonts w:ascii="Arial" w:hAnsi="Arial" w:eastAsia="Arial" w:cs="Arial"/>
           <w:b w:val="1"/>
           <w:bCs w:val="1"/>
           <w:sz w:val="34"/>
@@ -1705,114 +2256,145 @@
       <w:bookmarkEnd w:id="34"/>
       <w:r>
         <w:rPr>
+          <w:rFonts w:ascii="Arial" w:hAnsi="Arial" w:eastAsia="Arial" w:cs="Arial"/>
+          <w:b/>
+          <w:bCs w:val="1"/>
+          <w:color w:val="E31B23"/>
+          <w:sz w:val="34"/>
+          <w:szCs w:val="34"/>
+          <w:rtl w:val="0"/>
+        </w:rPr>
+        <w:t xml:space="preserve">Week 2 Deliverables</w:t>
+      </w:r>
+    </w:p>
+    <w:p>
+      <w:pPr>
+        <w:keepNext w:val="0"/>
+        <w:widowControl/>
+        <w:numPr>
+          <w:ilvl w:val="0"/>
+          <w:numId w:val="73"/>
+        </w:numPr>
+        <w:pStyle w:val="ListBullet"/>
+        <w:spacing w:after="40" w:afterAutospacing="0" w:before="0" w:lineRule="auto" w:line="252"/>
+        <w:ind/>
+      </w:pPr>
+      <w:r>
+        <w:rPr>
+          <w:rFonts w:ascii="Arial" w:hAnsi="Arial" w:eastAsia="Arial" w:cs="Arial"/>
+          <w:color w:val="111111"/>
+          <w:rtl w:val="0"/>
+        </w:rPr>
+        <w:t xml:space="preserve">Experimental design practice</w:t>
+      </w:r>
+    </w:p>
+    <w:p>
+      <w:pPr>
+        <w:keepNext w:val="0"/>
+        <w:widowControl/>
+        <w:numPr>
+          <w:ilvl w:val="0"/>
+          <w:numId w:val="73"/>
+        </w:numPr>
+        <w:pStyle w:val="ListBullet"/>
+        <w:spacing w:after="40" w:afterAutospacing="0" w:before="0" w:beforeAutospacing="0" w:lineRule="auto" w:line="252"/>
+        <w:ind/>
+      </w:pPr>
+      <w:r>
+        <w:rPr>
+          <w:rFonts w:ascii="Arial" w:hAnsi="Arial" w:eastAsia="Arial" w:cs="Arial"/>
+          <w:color w:val="111111"/>
+          <w:rtl w:val="0"/>
+        </w:rPr>
+        <w:t xml:space="preserve">Topic-to-question organizer</w:t>
+      </w:r>
+    </w:p>
+    <w:p>
+      <w:pPr>
+        <w:keepNext w:val="0"/>
+        <w:widowControl/>
+        <w:numPr>
+          <w:ilvl w:val="0"/>
+          <w:numId w:val="73"/>
+        </w:numPr>
+        <w:pStyle w:val="ListBullet"/>
+        <w:spacing w:after="40" w:afterAutospacing="0" w:before="0" w:beforeAutospacing="0" w:lineRule="auto" w:line="252"/>
+        <w:ind/>
+      </w:pPr>
+      <w:r>
+        <w:rPr>
+          <w:rFonts w:ascii="Arial" w:hAnsi="Arial" w:eastAsia="Arial" w:cs="Arial"/>
+          <w:color w:val="111111"/>
+          <w:rtl w:val="0"/>
+        </w:rPr>
+        <w:t xml:space="preserve">Question quality test</w:t>
+      </w:r>
+    </w:p>
+    <w:p>
+      <w:pPr>
+        <w:keepNext w:val="0"/>
+        <w:widowControl/>
+        <w:numPr>
+          <w:ilvl w:val="0"/>
+          <w:numId w:val="73"/>
+        </w:numPr>
+        <w:pStyle w:val="ListBullet"/>
+        <w:spacing w:after="40" w:afterAutospacing="0" w:before="0" w:beforeAutospacing="0" w:lineRule="auto" w:line="252"/>
+        <w:ind/>
+      </w:pPr>
+      <w:r>
+        <w:rPr>
+          <w:rFonts w:ascii="Arial" w:hAnsi="Arial" w:eastAsia="Arial" w:cs="Arial"/>
+          <w:color w:val="111111"/>
+          <w:rtl w:val="0"/>
+        </w:rPr>
+        <w:t xml:space="preserve">Preliminary project pitch form</w:t>
+      </w:r>
+    </w:p>
+    <w:p>
+      <w:pPr>
+        <w:keepNext w:val="0"/>
+        <w:widowControl/>
+        <w:numPr>
+          <w:ilvl w:val="0"/>
+          <w:numId w:val="73"/>
+        </w:numPr>
+        <w:pStyle w:val="ListBullet"/>
+        <w:spacing w:after="40" w:before="0" w:beforeAutospacing="0" w:lineRule="auto" w:line="252"/>
+        <w:ind/>
+      </w:pPr>
+      <w:r>
+        <w:rPr>
+          <w:rFonts w:ascii="Arial" w:hAnsi="Arial" w:eastAsia="Arial" w:cs="Arial"/>
+          <w:color w:val="111111"/>
+          <w:rtl w:val="0"/>
+        </w:rPr>
+        <w:t xml:space="preserve">Peer or teacher pitch feedback</w:t>
+      </w:r>
+    </w:p>
+    <w:p>
+      <w:pPr>
+        <w:pStyle w:val="Heading2"/>
+        <w:keepNext/>
+        <w:keepLines w:val="0"/>
+        <w:widowControl/>
+        <w:spacing w:after="80" w:lineRule="auto" w:before="220" w:line="240"/>
+        <w:rPr>
+          <w:rFonts w:ascii="Arial" w:hAnsi="Arial" w:eastAsia="Arial" w:cs="Arial"/>
           <w:b w:val="1"/>
           <w:bCs w:val="1"/>
           <w:sz w:val="34"/>
           <w:szCs w:val="34"/>
-          <w:rtl w:val="0"/>
-        </w:rPr>
-        <w:t xml:space="preserve">Week 2 Deliverables</w:t>
-      </w:r>
-    </w:p>
-    <w:p>
-      <w:pPr>
-        <w:numPr>
-          <w:ilvl w:val="0"/>
-          <w:numId w:val="50"/>
-        </w:numPr>
-        <w:spacing w:after="0" w:afterAutospacing="0" w:before="240" w:lineRule="auto"/>
-        <w:ind w:left="720" w:hanging="360"/>
-      </w:pPr>
-      <w:r>
-        <w:rPr>
-          <w:rtl w:val="0"/>
-        </w:rPr>
-        <w:t xml:space="preserve">Experimental design practice</w:t>
-      </w:r>
-    </w:p>
-    <w:p>
-      <w:pPr>
-        <w:numPr>
-          <w:ilvl w:val="0"/>
-          <w:numId w:val="50"/>
-        </w:numPr>
-        <w:spacing w:after="0" w:afterAutospacing="0" w:before="0" w:beforeAutospacing="0" w:lineRule="auto"/>
-        <w:ind w:left="720" w:hanging="360"/>
-      </w:pPr>
-      <w:r>
-        <w:rPr>
-          <w:rtl w:val="0"/>
-        </w:rPr>
-        <w:t xml:space="preserve">Topic-to-question organizer</w:t>
-      </w:r>
-    </w:p>
-    <w:p>
-      <w:pPr>
-        <w:numPr>
-          <w:ilvl w:val="0"/>
-          <w:numId w:val="50"/>
-        </w:numPr>
-        <w:spacing w:after="0" w:afterAutospacing="0" w:before="0" w:beforeAutospacing="0" w:lineRule="auto"/>
-        <w:ind w:left="720" w:hanging="360"/>
-      </w:pPr>
-      <w:r>
-        <w:rPr>
-          <w:rtl w:val="0"/>
-        </w:rPr>
-        <w:t xml:space="preserve">Question quality test</w:t>
-      </w:r>
-    </w:p>
-    <w:p>
-      <w:pPr>
-        <w:numPr>
-          <w:ilvl w:val="0"/>
-          <w:numId w:val="50"/>
-        </w:numPr>
-        <w:spacing w:after="0" w:afterAutospacing="0" w:before="0" w:beforeAutospacing="0" w:lineRule="auto"/>
-        <w:ind w:left="720" w:hanging="360"/>
-      </w:pPr>
-      <w:r>
-        <w:rPr>
-          <w:rtl w:val="0"/>
-        </w:rPr>
-        <w:t xml:space="preserve">Preliminary project pitch form</w:t>
-      </w:r>
-    </w:p>
-    <w:p>
-      <w:pPr>
-        <w:numPr>
-          <w:ilvl w:val="0"/>
-          <w:numId w:val="50"/>
-        </w:numPr>
-        <w:spacing w:after="240" w:before="0" w:beforeAutospacing="0" w:lineRule="auto"/>
-        <w:ind w:left="720" w:hanging="360"/>
-      </w:pPr>
-      <w:r>
-        <w:rPr>
-          <w:rtl w:val="0"/>
-        </w:rPr>
-        <w:t xml:space="preserve">Peer or teacher pitch feedback</w:t>
-      </w:r>
-    </w:p>
-    <w:p>
-      <w:pPr>
-        <w:pStyle w:val="Heading2"/>
-        <w:keepNext w:val="0"/>
-        <w:keepLines w:val="0"/>
-        <w:spacing w:after="80" w:lineRule="auto"/>
-        <w:rPr>
-          <w:b w:val="1"/>
-          <w:bCs w:val="1"/>
-          <w:sz w:val="34"/>
-          <w:szCs w:val="34"/>
         </w:rPr>
       </w:pPr>
       <w:bookmarkStart w:colFirst="0" w:colLast="0" w:name="_rv870xrist48" w:id="35"/>
       <w:bookmarkEnd w:id="35"/>
       <w:r>
         <w:rPr>
-          <w:b w:val="1"/>
+          <w:rFonts w:ascii="Arial" w:hAnsi="Arial" w:eastAsia="Arial" w:cs="Arial"/>
+          <w:b/>
           <w:bCs w:val="1"/>
+          <w:color w:val="E31B23"/>
           <w:sz w:val="34"/>
           <w:szCs w:val="34"/>
           <w:rtl w:val="0"/>
@@ -1822,11 +2404,17 @@
     </w:p>
     <w:p>
       <w:pPr>
-        <w:spacing w:after="240" w:before="240" w:lineRule="auto"/>
-        <w:rPr/>
-      </w:pPr>
-      <w:r>
-        <w:rPr>
+        <w:keepNext w:val="0"/>
+        <w:widowControl/>
+        <w:spacing w:after="80" w:before="0" w:lineRule="auto" w:line="252"/>
+        <w:rPr>
+          <w:rFonts w:ascii="Arial" w:hAnsi="Arial" w:eastAsia="Arial" w:cs="Arial"/>
+        </w:rPr>
+      </w:pPr>
+      <w:r>
+        <w:rPr>
+          <w:rFonts w:ascii="Arial" w:hAnsi="Arial" w:eastAsia="Arial" w:cs="Arial"/>
+          <w:color w:val="111111"/>
           <w:rtl w:val="0"/>
         </w:rPr>
         <w:t xml:space="preserve">Students may ask, “Is this idea good?” A better response is often, “What would you measure?” or “How would you know if it worked?” Strong projects become visible when students can define evidence.</w:t>
@@ -1834,38 +2422,72 @@
     </w:p>
     <w:p>
       <w:pPr>
-        <w:spacing w:after="240" w:before="240" w:lineRule="auto"/>
-        <w:rPr/>
-      </w:pPr>
-      <w:r>
-        <w:rPr>
+        <w:keepNext w:val="0"/>
+        <w:widowControl/>
+        <w:spacing w:after="80" w:before="0" w:lineRule="auto" w:line="252"/>
+        <w:rPr>
+          <w:rFonts w:ascii="Arial" w:hAnsi="Arial" w:eastAsia="Arial" w:cs="Arial"/>
+        </w:rPr>
+      </w:pPr>
+      <w:r>
+        <w:rPr>
+          <w:rFonts w:ascii="Arial" w:hAnsi="Arial" w:eastAsia="Arial" w:cs="Arial"/>
+          <w:color w:val="111111"/>
           <w:rtl w:val="0"/>
         </w:rPr>
         <w:t xml:space="preserve">By the end of Week 2, each student should have at least one promising project direction, but teachers should expect continued refinement in Unit 2.</w:t>
       </w:r>
     </w:p>
-    <w:p>
-      <w:pPr>
-        <w:rPr/>
-      </w:pPr>
-      <w:r>
-        <w:pict>
-          <v:rect style="width:0.0pt;height:1.5pt" o:hr="t" o:hrstd="t" o:hralign="center" fillcolor="#A0A0A0" stroked="f"/>
-        </w:pict>
-      </w:r>
-      <w:r>
-        <w:rPr>
-          <w:rtl w:val="0"/>
-        </w:rPr>
-      </w:r>
-    </w:p>
     <w:sectPr>
-      <w:pgSz w:h="15840" w:w="12240" w:orient="portrait"/>
-      <w:pgMar w:bottom="1440" w:top="1440" w:left="1440" w:right="1440" w:header="720" w:footer="720"/>
+      <w:headerReference w:type="default" r:id="rId6"/>
+      <w:footerReference w:type="default" r:id="rId7"/>
+      <w:pgSz w:h="15840" w:w="12240"/>
+      <w:pgMar w:bottom="864" w:top="936" w:left="1080" w:right="1080" w:header="360" w:footer="432"/>
       <w:pgNumType w:start="1"/>
     </w:sectPr>
   </w:body>
 </w:document>
+</file>
+
+<file path=word/footer1.xml><?xml version="1.0" encoding="utf-8"?>
+<w:ftr xmlns:m="http://schemas.openxmlformats.org/officeDocument/2006/math" xmlns:mc="http://schemas.openxmlformats.org/markup-compatibility/2006" xmlns:mo="http://schemas.microsoft.com/office/mac/office/2008/main" xmlns:mv="urn:schemas-microsoft-com:mac:vml" xmlns:o="urn:schemas-microsoft-com:office:office" xmlns:r="http://schemas.openxmlformats.org/officeDocument/2006/relationships" xmlns:v="urn:schemas-microsoft-com:vml" xmlns:w10="urn:schemas-microsoft-com:office:word" xmlns:w14="http://schemas.microsoft.com/office/word/2010/wordml" xmlns:w="http://schemas.openxmlformats.org/wordprocessingml/2006/main" xmlns:wne="http://schemas.microsoft.com/office/word/2006/wordml" xmlns:wp14="http://schemas.microsoft.com/office/word/2010/wordprocessingDrawing" xmlns:wp="http://schemas.openxmlformats.org/drawingml/2006/wordprocessingDrawing" xmlns:wpc="http://schemas.microsoft.com/office/word/2010/wordprocessingCanvas" xmlns:wpg="http://schemas.microsoft.com/office/word/2010/wordprocessingGroup" xmlns:wpi="http://schemas.microsoft.com/office/word/2010/wordprocessingInk" xmlns:wps="http://schemas.microsoft.com/office/word/2010/wordprocessingShape" mc:Ignorable="w14 wp14">
+  <w:p>
+    <w:pPr>
+      <w:pStyle w:val="footer"/>
+      <w:jc w:val="center"/>
+    </w:pPr>
+    <w:r>
+      <w:rPr>
+        <w:rFonts w:ascii="Arial" w:hAnsi="Arial"/>
+        <w:color w:val="555555"/>
+        <w:sz w:val="17"/>
+      </w:rPr>
+      <w:t xml:space="preserve">STARLAB | UNIT 1 | WEEK 2 | PAGE </w:t>
+    </w:r>
+    <w:r>
+      <w:rPr>
+        <w:rFonts w:ascii="Arial" w:hAnsi="Arial"/>
+        <w:color w:val="555555"/>
+        <w:sz w:val="17"/>
+      </w:rPr>
+      <w:fldChar w:fldCharType="begin"/>
+      <w:instrText xml:space="preserve"> PAGE </w:instrText>
+      <w:fldChar w:fldCharType="separate"/>
+      <w:t>1</w:t>
+      <w:fldChar w:fldCharType="end"/>
+    </w:r>
+  </w:p>
+</w:ftr>
+</file>
+
+<file path=word/header1.xml><?xml version="1.0" encoding="utf-8"?>
+<w:hdr xmlns:m="http://schemas.openxmlformats.org/officeDocument/2006/math" xmlns:mc="http://schemas.openxmlformats.org/markup-compatibility/2006" xmlns:mo="http://schemas.microsoft.com/office/mac/office/2008/main" xmlns:mv="urn:schemas-microsoft-com:mac:vml" xmlns:o="urn:schemas-microsoft-com:office:office" xmlns:r="http://schemas.openxmlformats.org/officeDocument/2006/relationships" xmlns:v="urn:schemas-microsoft-com:vml" xmlns:w10="urn:schemas-microsoft-com:office:word" xmlns:w14="http://schemas.microsoft.com/office/word/2010/wordml" xmlns:w="http://schemas.openxmlformats.org/wordprocessingml/2006/main" xmlns:wne="http://schemas.microsoft.com/office/word/2006/wordml" xmlns:wp14="http://schemas.microsoft.com/office/word/2010/wordprocessingDrawing" xmlns:wp="http://schemas.openxmlformats.org/drawingml/2006/wordprocessingDrawing" xmlns:wpc="http://schemas.microsoft.com/office/word/2010/wordprocessingCanvas" xmlns:wpg="http://schemas.microsoft.com/office/word/2010/wordprocessingGroup" xmlns:wpi="http://schemas.microsoft.com/office/word/2010/wordprocessingInk" xmlns:wps="http://schemas.microsoft.com/office/word/2010/wordprocessingShape" mc:Ignorable="w14 wp14">
+  <w:p>
+    <w:pPr>
+      <w:pStyle w:val="Header"/>
+    </w:pPr>
+  </w:p>
+</w:hdr>
 </file>
 
 <file path=word/numbering.xml><?xml version="1.0" encoding="utf-8"?>
@@ -10006,6 +10628,28 @@
   <w:num w:numId="72">
     <w:abstractNumId w:val="72"/>
   </w:num>
+  <w:abstractNum w:abstractNumId="73">
+    <w:multiLevelType w:val="singleLevel"/>
+    <w:lvl w:ilvl="0">
+      <w:start w:val="1"/>
+      <w:numFmt w:val="bullet"/>
+      <w:lvlText w:val="•"/>
+      <w:lvlJc w:val="left"/>
+      <w:pPr>
+        <w:tabs>
+          <w:tab w:val="num" w:pos="360"/>
+        </w:tabs>
+        <w:ind w:left="540" w:hanging="180"/>
+      </w:pPr>
+      <w:rPr>
+        <w:rFonts w:ascii="Arial" w:hAnsi="Arial" w:eastAsia="Arial" w:cs="Arial"/>
+        <w:sz w:val="21"/>
+      </w:rPr>
+    </w:lvl>
+  </w:abstractNum>
+  <w:num w:numId="73">
+    <w:abstractNumId w:val="73"/>
+  </w:num>
 </w:numbering>
 </file>
 
@@ -10039,19 +10683,34 @@
   </w:style>
   <w:style w:type="paragraph" w:styleId="Normal" w:default="1">
     <w:name w:val="normal"/>
+    <w:pPr>
+      <w:widowControl/>
+      <w:spacing w:before="0" w:after="80" w:line="252" w:lineRule="auto"/>
+    </w:pPr>
+    <w:rPr>
+      <w:rFonts w:ascii="Arial" w:hAnsi="Arial" w:eastAsia="Arial" w:cs="Arial"/>
+      <w:b w:val="0"/>
+      <w:i w:val="0"/>
+      <w:color w:val="111111"/>
+      <w:sz w:val="20"/>
+    </w:rPr>
   </w:style>
   <w:style w:type="paragraph" w:styleId="Heading1">
     <w:name w:val="heading 1"/>
     <w:basedOn w:val="Normal"/>
     <w:next w:val="Normal"/>
     <w:pPr>
-      <w:keepNext w:val="1"/>
+      <w:keepNext/>
       <w:keepLines w:val="1"/>
       <w:pageBreakBefore w:val="0"/>
-      <w:spacing w:after="120" w:before="400" w:lineRule="auto"/>
+      <w:spacing w:after="120" w:before="280" w:lineRule="auto"/>
     </w:pPr>
     <w:rPr>
-      <w:sz w:val="40"/>
+      <w:rFonts w:ascii="Arial" w:hAnsi="Arial" w:eastAsia="Arial" w:cs="Arial"/>
+      <w:b/>
+      <w:i w:val="0"/>
+      <w:color w:val="E31B23"/>
+      <w:sz w:val="32"/>
       <w:szCs w:val="40"/>
     </w:rPr>
   </w:style>
@@ -10060,15 +10719,18 @@
     <w:basedOn w:val="Normal"/>
     <w:next w:val="Normal"/>
     <w:pPr>
-      <w:keepNext w:val="1"/>
+      <w:keepNext/>
       <w:keepLines w:val="1"/>
       <w:pageBreakBefore w:val="0"/>
-      <w:spacing w:after="120" w:before="360" w:lineRule="auto"/>
+      <w:spacing w:after="80" w:before="220" w:lineRule="auto"/>
     </w:pPr>
     <w:rPr>
-      <w:b w:val="0"/>
+      <w:rFonts w:ascii="Arial" w:hAnsi="Arial" w:eastAsia="Arial" w:cs="Arial"/>
+      <w:b/>
       <w:bCs w:val="0"/>
-      <w:sz w:val="32"/>
+      <w:i w:val="0"/>
+      <w:color w:val="E31B23"/>
+      <w:sz w:val="27"/>
       <w:szCs w:val="32"/>
     </w:rPr>
   </w:style>
@@ -10077,16 +10739,18 @@
     <w:basedOn w:val="Normal"/>
     <w:next w:val="Normal"/>
     <w:pPr>
-      <w:keepNext w:val="1"/>
+      <w:keepNext/>
       <w:keepLines w:val="1"/>
       <w:pageBreakBefore w:val="0"/>
-      <w:spacing w:after="80" w:before="320" w:lineRule="auto"/>
+      <w:spacing w:after="40" w:before="140" w:lineRule="auto"/>
     </w:pPr>
     <w:rPr>
-      <w:b w:val="0"/>
+      <w:rFonts w:ascii="Arial" w:hAnsi="Arial" w:eastAsia="Arial" w:cs="Arial"/>
+      <w:b/>
       <w:bCs w:val="0"/>
-      <w:color w:val="434343"/>
-      <w:sz w:val="28"/>
+      <w:i w:val="0"/>
+      <w:color w:val="111111"/>
+      <w:sz w:val="23"/>
       <w:szCs w:val="28"/>
     </w:rPr>
   </w:style>
@@ -10101,7 +10765,7 @@
       <w:spacing w:after="80" w:before="280" w:lineRule="auto"/>
     </w:pPr>
     <w:rPr>
-      <w:color w:val="666666"/>
+      <w:color w:val="555555"/>
       <w:sz w:val="24"/>
       <w:szCs w:val="24"/>
     </w:rPr>
@@ -10117,7 +10781,7 @@
       <w:spacing w:after="80" w:before="240" w:lineRule="auto"/>
     </w:pPr>
     <w:rPr>
-      <w:color w:val="666666"/>
+      <w:color w:val="555555"/>
       <w:sz w:val="22"/>
       <w:szCs w:val="22"/>
     </w:rPr>
@@ -10135,7 +10799,7 @@
     <w:rPr>
       <w:i w:val="1"/>
       <w:iCs w:val="1"/>
-      <w:color w:val="666666"/>
+      <w:color w:val="555555"/>
       <w:sz w:val="22"/>
       <w:szCs w:val="22"/>
     </w:rPr>
@@ -10148,10 +10812,14 @@
       <w:keepNext w:val="1"/>
       <w:keepLines w:val="1"/>
       <w:pageBreakBefore w:val="0"/>
-      <w:spacing w:after="60" w:before="0" w:lineRule="auto"/>
+      <w:spacing w:after="80" w:before="0" w:lineRule="auto"/>
     </w:pPr>
     <w:rPr>
-      <w:sz w:val="52"/>
+      <w:rFonts w:ascii="Arial" w:hAnsi="Arial" w:eastAsia="Arial" w:cs="Arial"/>
+      <w:b/>
+      <w:i w:val="0"/>
+      <w:color w:val="111111"/>
+      <w:sz w:val="48"/>
       <w:szCs w:val="52"/>
     </w:rPr>
   </w:style>
@@ -10163,14 +10831,15 @@
       <w:keepNext w:val="1"/>
       <w:keepLines w:val="1"/>
       <w:pageBreakBefore w:val="0"/>
-      <w:spacing w:after="320" w:before="0" w:lineRule="auto"/>
+      <w:spacing w:after="240" w:before="0" w:lineRule="auto"/>
     </w:pPr>
     <w:rPr>
       <w:rFonts w:ascii="Arial" w:cs="Arial" w:eastAsia="Arial" w:hAnsi="Arial"/>
+      <w:b/>
       <w:i w:val="0"/>
       <w:iCs w:val="0"/>
-      <w:color w:val="666666"/>
-      <w:sz w:val="30"/>
+      <w:color w:val="555555"/>
+      <w:sz w:val="21"/>
       <w:szCs w:val="30"/>
     </w:rPr>
   </w:style>
@@ -10230,6 +10899,132 @@
       <w:tblCellMar/>
     </w:tblPr>
   </w:style>
+  <w:style w:type="paragraph" w:customStyle="1" w:styleId="STARLABBrand">
+    <w:name w:val="STARLAB Brand"/>
+    <w:basedOn w:val="Normal"/>
+    <w:pPr>
+      <w:keepNext/>
+      <w:spacing w:before="0" w:after="40"/>
+    </w:pPr>
+    <w:rPr>
+      <w:rFonts w:ascii="Arial" w:hAnsi="Arial" w:eastAsia="Arial" w:cs="Arial"/>
+      <w:b/>
+      <w:i w:val="0"/>
+      <w:color w:val="E31B23"/>
+      <w:sz w:val="21"/>
+    </w:rPr>
+  </w:style>
+  <w:style w:type="paragraph" w:customStyle="1" w:styleId="STARLABWeekTitle">
+    <w:name w:val="STARLAB Week Title"/>
+    <w:basedOn w:val="Normal"/>
+    <w:pPr>
+      <w:keepNext/>
+      <w:spacing w:before="0" w:after="80" w:line="240" w:lineRule="auto"/>
+    </w:pPr>
+    <w:rPr>
+      <w:rFonts w:ascii="Arial" w:hAnsi="Arial" w:eastAsia="Arial" w:cs="Arial"/>
+      <w:b/>
+      <w:i w:val="0"/>
+      <w:color w:val="111111"/>
+      <w:sz w:val="48"/>
+    </w:rPr>
+  </w:style>
+  <w:style w:type="paragraph" w:customStyle="1" w:styleId="STARLABGuideSubtitle">
+    <w:name w:val="STARLAB Guide Subtitle"/>
+    <w:basedOn w:val="Normal"/>
+    <w:pPr>
+      <w:keepNext/>
+      <w:spacing w:before="0" w:after="260"/>
+    </w:pPr>
+    <w:rPr>
+      <w:rFonts w:ascii="Arial" w:hAnsi="Arial" w:eastAsia="Arial" w:cs="Arial"/>
+      <w:b/>
+      <w:i w:val="0"/>
+      <w:color w:val="555555"/>
+      <w:sz w:val="21"/>
+    </w:rPr>
+  </w:style>
+  <w:style w:type="paragraph" w:customStyle="1" w:styleId="STARLABLabel">
+    <w:name w:val="STARLAB Label"/>
+    <w:basedOn w:val="Normal"/>
+    <w:pPr>
+      <w:keepNext/>
+      <w:spacing w:before="80" w:after="20"/>
+    </w:pPr>
+    <w:rPr>
+      <w:rFonts w:ascii="Arial" w:hAnsi="Arial" w:eastAsia="Arial" w:cs="Arial"/>
+      <w:b/>
+      <w:i w:val="0"/>
+      <w:color w:val="111111"/>
+      <w:sz w:val="20"/>
+    </w:rPr>
+  </w:style>
+  <w:style w:type="paragraph" w:customStyle="1" w:styleId="STARLABDeckUse">
+    <w:name w:val="STARLAB Deck Use"/>
+    <w:basedOn w:val="Normal"/>
+    <w:pPr>
+      <w:keepLines/>
+      <w:spacing w:before="40" w:after="140"/>
+      <w:ind w:left="187" w:right="115"/>
+    </w:pPr>
+    <w:rPr>
+      <w:rFonts w:ascii="Arial" w:hAnsi="Arial" w:eastAsia="Arial" w:cs="Arial"/>
+      <w:b w:val="0"/>
+      <w:i w:val="0"/>
+      <w:color w:val="111111"/>
+      <w:sz w:val="20"/>
+    </w:rPr>
+  </w:style>
+  <w:style w:type="paragraph" w:customStyle="1" w:styleId="ListBullet">
+    <w:name w:val="List Bullet"/>
+    <w:pPr>
+      <w:spacing w:before="0" w:after="40" w:line="252" w:lineRule="auto"/>
+    </w:pPr>
+    <w:rPr>
+      <w:rFonts w:ascii="Arial" w:hAnsi="Arial" w:eastAsia="Arial" w:cs="Arial"/>
+      <w:b w:val="0"/>
+      <w:i w:val="0"/>
+      <w:color w:val="111111"/>
+      <w:sz w:val="20"/>
+    </w:rPr>
+  </w:style>
+  <w:style w:type="paragraph" w:customStyle="1" w:styleId="ListNumber">
+    <w:name w:val="List Number"/>
+    <w:pPr>
+      <w:spacing w:before="0" w:after="40" w:line="252" w:lineRule="auto"/>
+    </w:pPr>
+    <w:rPr>
+      <w:rFonts w:ascii="Arial" w:hAnsi="Arial" w:eastAsia="Arial" w:cs="Arial"/>
+      <w:b w:val="0"/>
+      <w:i w:val="0"/>
+      <w:color w:val="111111"/>
+      <w:sz w:val="20"/>
+    </w:rPr>
+  </w:style>
+  <w:style w:type="paragraph" w:customStyle="1" w:styleId="footer">
+    <w:name w:val="footer"/>
+    <w:pPr>
+      <w:spacing w:before="0" w:after="0"/>
+    </w:pPr>
+    <w:rPr>
+      <w:rFonts w:ascii="Arial" w:hAnsi="Arial" w:eastAsia="Arial" w:cs="Arial"/>
+      <w:b w:val="0"/>
+      <w:i w:val="0"/>
+      <w:color w:val="555555"/>
+      <w:sz w:val="17"/>
+    </w:rPr>
+  </w:style>
+  <w:style w:type="character" w:customStyle="1" w:styleId="Hyperlink">
+    <w:name w:val="Hyperlink"/>
+    <w:rPr>
+      <w:rFonts w:ascii="Arial" w:hAnsi="Arial" w:eastAsia="Arial" w:cs="Arial"/>
+      <w:b w:val="0"/>
+      <w:i w:val="0"/>
+      <w:color w:val="E31B23"/>
+      <w:sz w:val="20"/>
+      <w:u w:val="single"/>
+    </w:rPr>
+  </w:style>
 </w:styles>
 </file>
 
@@ -10244,34 +11039,34 @@
         <a:sysClr val="window" lastClr="FFFFFF"/>
       </a:lt1>
       <a:dk2>
-        <a:srgbClr val="1F497D"/>
+        <a:srgbClr val="555555"/>
       </a:dk2>
       <a:lt2>
-        <a:srgbClr val="EEECE1"/>
+        <a:srgbClr val="E6E6E6"/>
       </a:lt2>
       <a:accent1>
-        <a:srgbClr val="4F81BD"/>
+        <a:srgbClr val="999999"/>
       </a:accent1>
       <a:accent2>
-        <a:srgbClr val="C0504D"/>
+        <a:srgbClr val="E31B23"/>
       </a:accent2>
       <a:accent3>
-        <a:srgbClr val="9BBB59"/>
+        <a:srgbClr val="999999"/>
       </a:accent3>
       <a:accent4>
-        <a:srgbClr val="8064A2"/>
+        <a:srgbClr val="999999"/>
       </a:accent4>
       <a:accent5>
-        <a:srgbClr val="4BACC6"/>
+        <a:srgbClr val="999999"/>
       </a:accent5>
       <a:accent6>
-        <a:srgbClr val="F79646"/>
+        <a:srgbClr val="999999"/>
       </a:accent6>
       <a:hlink>
-        <a:srgbClr val="0000FF"/>
+        <a:srgbClr val="555555"/>
       </a:hlink>
       <a:folHlink>
-        <a:srgbClr val="800080"/>
+        <a:srgbClr val="555555"/>
       </a:folHlink>
     </a:clrScheme>
     <a:fontScheme name="Office">
